--- a/a1.-Data Science/24.0.-Estructuras de Datos y Complejidad Algoritmica.docx
+++ b/a1.-Data Science/24.0.-Estructuras de Datos y Complejidad Algoritmica.docx
@@ -736,7 +736,7 @@
           <w:r>
             <w:fldChar w:fldCharType="separate"/>
           </w:r>
-          <w:hyperlink w:anchor="_Toc223071409" w:history="1">
+          <w:hyperlink w:anchor="_Toc223938834" w:history="1">
             <w:r>
               <w:rPr>
                 <w:rStyle w:val="Hipervnculo"/>
@@ -763,7 +763,7 @@
                 <w:noProof/>
                 <w:webHidden/>
               </w:rPr>
-              <w:instrText xml:space="preserve"> PAGEREF _Toc223071409 \h </w:instrText>
+              <w:instrText xml:space="preserve"> PAGEREF _Toc223938834 \h </w:instrText>
             </w:r>
             <w:r>
               <w:rPr>
@@ -809,7 +809,7 @@
               <w14:ligatures w14:val="standardContextual"/>
             </w:rPr>
           </w:pPr>
-          <w:hyperlink w:anchor="_Toc223071410" w:history="1">
+          <w:hyperlink w:anchor="_Toc223938835" w:history="1">
             <w:r>
               <w:rPr>
                 <w:rStyle w:val="Hipervnculo"/>
@@ -836,7 +836,7 @@
                 <w:noProof/>
                 <w:webHidden/>
               </w:rPr>
-              <w:instrText xml:space="preserve"> PAGEREF _Toc223071410 \h </w:instrText>
+              <w:instrText xml:space="preserve"> PAGEREF _Toc223938835 \h </w:instrText>
             </w:r>
             <w:r>
               <w:rPr>
@@ -882,7 +882,7 @@
               <w14:ligatures w14:val="standardContextual"/>
             </w:rPr>
           </w:pPr>
-          <w:hyperlink w:anchor="_Toc223071411" w:history="1">
+          <w:hyperlink w:anchor="_Toc223938836" w:history="1">
             <w:r>
               <w:rPr>
                 <w:rStyle w:val="Hipervnculo"/>
@@ -910,7 +910,7 @@
                 <w:noProof/>
                 <w:webHidden/>
               </w:rPr>
-              <w:instrText xml:space="preserve"> PAGEREF _Toc223071411 \h </w:instrText>
+              <w:instrText xml:space="preserve"> PAGEREF _Toc223938836 \h </w:instrText>
             </w:r>
             <w:r>
               <w:rPr>
@@ -956,7 +956,7 @@
               <w14:ligatures w14:val="standardContextual"/>
             </w:rPr>
           </w:pPr>
-          <w:hyperlink w:anchor="_Toc223071412" w:history="1">
+          <w:hyperlink w:anchor="_Toc223938837" w:history="1">
             <w:r>
               <w:rPr>
                 <w:rStyle w:val="Hipervnculo"/>
@@ -983,7 +983,7 @@
                 <w:noProof/>
                 <w:webHidden/>
               </w:rPr>
-              <w:instrText xml:space="preserve"> PAGEREF _Toc223071412 \h </w:instrText>
+              <w:instrText xml:space="preserve"> PAGEREF _Toc223938837 \h </w:instrText>
             </w:r>
             <w:r>
               <w:rPr>
@@ -1029,7 +1029,7 @@
               <w14:ligatures w14:val="standardContextual"/>
             </w:rPr>
           </w:pPr>
-          <w:hyperlink w:anchor="_Toc223071413" w:history="1">
+          <w:hyperlink w:anchor="_Toc223938838" w:history="1">
             <w:r>
               <w:rPr>
                 <w:rStyle w:val="Hipervnculo"/>
@@ -1056,7 +1056,7 @@
                 <w:noProof/>
                 <w:webHidden/>
               </w:rPr>
-              <w:instrText xml:space="preserve"> PAGEREF _Toc223071413 \h </w:instrText>
+              <w:instrText xml:space="preserve"> PAGEREF _Toc223938838 \h </w:instrText>
             </w:r>
             <w:r>
               <w:rPr>
@@ -1102,7 +1102,7 @@
               <w14:ligatures w14:val="standardContextual"/>
             </w:rPr>
           </w:pPr>
-          <w:hyperlink w:anchor="_Toc223071414" w:history="1">
+          <w:hyperlink w:anchor="_Toc223938839" w:history="1">
             <w:r>
               <w:rPr>
                 <w:rStyle w:val="Hipervnculo"/>
@@ -1129,7 +1129,7 @@
                 <w:noProof/>
                 <w:webHidden/>
               </w:rPr>
-              <w:instrText xml:space="preserve"> PAGEREF _Toc223071414 \h </w:instrText>
+              <w:instrText xml:space="preserve"> PAGEREF _Toc223938839 \h </w:instrText>
             </w:r>
             <w:r>
               <w:rPr>
@@ -1192,7 +1192,7 @@
       <w:pPr>
         <w:pStyle w:val="Ttulo1"/>
       </w:pPr>
-      <w:bookmarkStart w:id="0" w:name="_Toc223071409"/>
+      <w:bookmarkStart w:id="0" w:name="_Toc223938834"/>
       <w:r>
         <w:lastRenderedPageBreak/>
         <w:t>Estructura</w:t>
@@ -1303,6 +1303,7 @@
         <w:t>Listas (</w:t>
       </w:r>
       <w:proofErr w:type="spellStart"/>
+      <w:proofErr w:type="gramStart"/>
       <w:r>
         <w:rPr>
           <w:b/>
@@ -1319,7 +1320,16 @@
           <w:bCs/>
           <w:lang w:val="es-MX"/>
         </w:rPr>
-        <w:t>[]</w:t>
+        <w:t>[</w:t>
+      </w:r>
+      <w:proofErr w:type="gramEnd"/>
+      <w:r>
+        <w:rPr>
+          <w:b/>
+          <w:bCs/>
+          <w:lang w:val="es-MX"/>
+        </w:rPr>
+        <w:t>]</w:t>
       </w:r>
       <w:r>
         <w:rPr>
@@ -1461,6 +1471,7 @@
         <w:t xml:space="preserve">con el método </w:t>
       </w:r>
       <w:proofErr w:type="spellStart"/>
+      <w:proofErr w:type="gramStart"/>
       <w:r>
         <w:rPr>
           <w:b/>
@@ -1477,7 +1488,16 @@
           <w:bCs/>
           <w:lang w:val="es-MX"/>
         </w:rPr>
-        <w:t>()</w:t>
+        <w:t>(</w:t>
+      </w:r>
+      <w:proofErr w:type="gramEnd"/>
+      <w:r>
+        <w:rPr>
+          <w:b/>
+          <w:bCs/>
+          <w:lang w:val="es-MX"/>
+        </w:rPr>
+        <w:t>)</w:t>
       </w:r>
       <w:r>
         <w:rPr>
@@ -1599,7 +1619,18 @@
           <w:szCs w:val="21"/>
           <w:lang w:val="es-MX" w:eastAsia="es-MX"/>
         </w:rPr>
-        <w:t>"UPIITA"</w:t>
+        <w:t>"UPIITA</w:t>
+      </w:r>
+      <w:proofErr w:type="gramStart"/>
+      <w:r>
+        <w:rPr>
+          <w:rFonts w:ascii="Consolas" w:eastAsia="Times New Roman" w:hAnsi="Consolas" w:cs="Times New Roman"/>
+          <w:color w:val="CE9178"/>
+          <w:sz w:val="21"/>
+          <w:szCs w:val="21"/>
+          <w:lang w:val="es-MX" w:eastAsia="es-MX"/>
+        </w:rPr>
+        <w:t>"</w:t>
       </w:r>
       <w:r>
         <w:rPr>
@@ -1621,6 +1652,7 @@
         </w:rPr>
         <w:t>True</w:t>
       </w:r>
+      <w:proofErr w:type="gramEnd"/>
       <w:r>
         <w:rPr>
           <w:rFonts w:ascii="Consolas" w:eastAsia="Times New Roman" w:hAnsi="Consolas" w:cs="Times New Roman"/>
@@ -1651,6 +1683,7 @@
           <w:lang w:val="es-MX" w:eastAsia="es-MX"/>
         </w:rPr>
       </w:pPr>
+      <w:proofErr w:type="gramStart"/>
       <w:r>
         <w:rPr>
           <w:rFonts w:ascii="Consolas" w:eastAsia="Times New Roman" w:hAnsi="Consolas" w:cs="Times New Roman"/>
@@ -1671,6 +1704,7 @@
         </w:rPr>
         <w:t>[</w:t>
       </w:r>
+      <w:proofErr w:type="gramEnd"/>
       <w:r>
         <w:rPr>
           <w:rFonts w:ascii="Consolas" w:eastAsia="Times New Roman" w:hAnsi="Consolas" w:cs="Times New Roman"/>
@@ -1751,6 +1785,7 @@
         </w:rPr>
         <w:t xml:space="preserve"> </w:t>
       </w:r>
+      <w:proofErr w:type="gramStart"/>
       <w:r>
         <w:rPr>
           <w:rFonts w:ascii="Consolas" w:eastAsia="Times New Roman" w:hAnsi="Consolas" w:cs="Times New Roman"/>
@@ -1771,6 +1806,7 @@
         </w:rPr>
         <w:t>[</w:t>
       </w:r>
+      <w:proofErr w:type="gramEnd"/>
       <w:r>
         <w:rPr>
           <w:rFonts w:ascii="Consolas" w:eastAsia="Times New Roman" w:hAnsi="Consolas" w:cs="Times New Roman"/>
@@ -1851,6 +1887,7 @@
         </w:rPr>
         <w:t xml:space="preserve"> </w:t>
       </w:r>
+      <w:proofErr w:type="gramStart"/>
       <w:r>
         <w:rPr>
           <w:rFonts w:ascii="Consolas" w:eastAsia="Times New Roman" w:hAnsi="Consolas" w:cs="Times New Roman"/>
@@ -1871,6 +1908,7 @@
         </w:rPr>
         <w:t>[</w:t>
       </w:r>
+      <w:proofErr w:type="gramEnd"/>
       <w:r>
         <w:rPr>
           <w:rFonts w:ascii="Consolas" w:eastAsia="Times New Roman" w:hAnsi="Consolas" w:cs="Times New Roman"/>
@@ -1961,6 +1999,7 @@
         </w:rPr>
         <w:t xml:space="preserve">   </w:t>
       </w:r>
+      <w:proofErr w:type="gramStart"/>
       <w:r>
         <w:rPr>
           <w:rFonts w:ascii="Consolas" w:eastAsia="Times New Roman" w:hAnsi="Consolas" w:cs="Times New Roman"/>
@@ -1981,6 +2020,7 @@
         </w:rPr>
         <w:t>[</w:t>
       </w:r>
+      <w:proofErr w:type="gramEnd"/>
       <w:r>
         <w:rPr>
           <w:rFonts w:ascii="Consolas" w:eastAsia="Times New Roman" w:hAnsi="Consolas" w:cs="Times New Roman"/>
@@ -2061,6 +2101,7 @@
           <w:lang w:val="es-MX" w:eastAsia="es-MX"/>
         </w:rPr>
       </w:pPr>
+      <w:proofErr w:type="gramStart"/>
       <w:r>
         <w:rPr>
           <w:rFonts w:ascii="Consolas" w:eastAsia="Times New Roman" w:hAnsi="Consolas" w:cs="Times New Roman"/>
@@ -2081,6 +2122,7 @@
         </w:rPr>
         <w:t>[</w:t>
       </w:r>
+      <w:proofErr w:type="gramEnd"/>
       <w:r>
         <w:rPr>
           <w:rFonts w:ascii="Consolas" w:eastAsia="Times New Roman" w:hAnsi="Consolas" w:cs="Times New Roman"/>
@@ -2161,6 +2203,7 @@
         </w:rPr>
         <w:t>,</w:t>
       </w:r>
+      <w:proofErr w:type="gramStart"/>
       <w:r>
         <w:rPr>
           <w:rFonts w:ascii="Consolas" w:eastAsia="Times New Roman" w:hAnsi="Consolas" w:cs="Times New Roman"/>
@@ -2191,6 +2234,7 @@
         </w:rPr>
         <w:t>False</w:t>
       </w:r>
+      <w:proofErr w:type="gramEnd"/>
       <w:r>
         <w:rPr>
           <w:rFonts w:ascii="Consolas" w:eastAsia="Times New Roman" w:hAnsi="Consolas" w:cs="Times New Roman"/>
@@ -2229,17 +2273,61 @@
           <w:szCs w:val="21"/>
           <w:lang w:val="es-MX" w:eastAsia="es-MX"/>
         </w:rPr>
-        <w:t>ista = [1,2,"UPIITA",</w:t>
-      </w:r>
-      <w:r>
-        <w:rPr>
-          <w:rFonts w:ascii="Consolas" w:eastAsia="Times New Roman" w:hAnsi="Consolas" w:cs="Times New Roman"/>
-          <w:color w:val="6A9955"/>
-          <w:sz w:val="21"/>
-          <w:szCs w:val="21"/>
-          <w:lang w:val="es-MX" w:eastAsia="es-MX"/>
-        </w:rPr>
-        <w:t>[3,4,False]</w:t>
+        <w:t>ista = [1,2,"UPIITA</w:t>
+      </w:r>
+      <w:proofErr w:type="gramStart"/>
+      <w:r>
+        <w:rPr>
+          <w:rFonts w:ascii="Consolas" w:eastAsia="Times New Roman" w:hAnsi="Consolas" w:cs="Times New Roman"/>
+          <w:color w:val="6A9955"/>
+          <w:sz w:val="21"/>
+          <w:szCs w:val="21"/>
+          <w:lang w:val="es-MX" w:eastAsia="es-MX"/>
+        </w:rPr>
+        <w:t>",</w:t>
+      </w:r>
+      <w:r>
+        <w:rPr>
+          <w:rFonts w:ascii="Consolas" w:eastAsia="Times New Roman" w:hAnsi="Consolas" w:cs="Times New Roman"/>
+          <w:color w:val="6A9955"/>
+          <w:sz w:val="21"/>
+          <w:szCs w:val="21"/>
+          <w:lang w:val="es-MX" w:eastAsia="es-MX"/>
+        </w:rPr>
+        <w:t>[</w:t>
+      </w:r>
+      <w:proofErr w:type="gramEnd"/>
+      <w:r>
+        <w:rPr>
+          <w:rFonts w:ascii="Consolas" w:eastAsia="Times New Roman" w:hAnsi="Consolas" w:cs="Times New Roman"/>
+          <w:color w:val="6A9955"/>
+          <w:sz w:val="21"/>
+          <w:szCs w:val="21"/>
+          <w:lang w:val="es-MX" w:eastAsia="es-MX"/>
+        </w:rPr>
+        <w:t>3,</w:t>
+      </w:r>
+      <w:proofErr w:type="gramStart"/>
+      <w:r>
+        <w:rPr>
+          <w:rFonts w:ascii="Consolas" w:eastAsia="Times New Roman" w:hAnsi="Consolas" w:cs="Times New Roman"/>
+          <w:color w:val="6A9955"/>
+          <w:sz w:val="21"/>
+          <w:szCs w:val="21"/>
+          <w:lang w:val="es-MX" w:eastAsia="es-MX"/>
+        </w:rPr>
+        <w:t>4,False</w:t>
+      </w:r>
+      <w:proofErr w:type="gramEnd"/>
+      <w:r>
+        <w:rPr>
+          <w:rFonts w:ascii="Consolas" w:eastAsia="Times New Roman" w:hAnsi="Consolas" w:cs="Times New Roman"/>
+          <w:color w:val="6A9955"/>
+          <w:sz w:val="21"/>
+          <w:szCs w:val="21"/>
+          <w:lang w:val="es-MX" w:eastAsia="es-MX"/>
+        </w:rPr>
+        <w:t>]</w:t>
       </w:r>
       <w:r>
         <w:rPr>
@@ -2283,6 +2371,7 @@
         <w:t>Tuplas (</w:t>
       </w:r>
       <w:proofErr w:type="spellStart"/>
+      <w:proofErr w:type="gramStart"/>
       <w:r>
         <w:rPr>
           <w:b/>
@@ -2299,7 +2388,16 @@
           <w:bCs/>
           <w:lang w:val="es-MX"/>
         </w:rPr>
-        <w:t>()</w:t>
+        <w:t>(</w:t>
+      </w:r>
+      <w:proofErr w:type="gramEnd"/>
+      <w:r>
+        <w:rPr>
+          <w:b/>
+          <w:bCs/>
+          <w:lang w:val="es-MX"/>
+        </w:rPr>
+        <w:t>)</w:t>
       </w:r>
       <w:r>
         <w:rPr>
@@ -2430,6 +2528,7 @@
         <w:t xml:space="preserve">a una tupla con el método </w:t>
       </w:r>
       <w:proofErr w:type="spellStart"/>
+      <w:proofErr w:type="gramStart"/>
       <w:r>
         <w:rPr>
           <w:b/>
@@ -2446,7 +2545,16 @@
           <w:bCs/>
           <w:lang w:val="es-MX"/>
         </w:rPr>
-        <w:t>()</w:t>
+        <w:t>(</w:t>
+      </w:r>
+      <w:proofErr w:type="gramEnd"/>
+      <w:r>
+        <w:rPr>
+          <w:b/>
+          <w:bCs/>
+          <w:lang w:val="es-MX"/>
+        </w:rPr>
+        <w:t>)</w:t>
       </w:r>
       <w:r>
         <w:rPr>
@@ -2579,7 +2687,18 @@
           <w:szCs w:val="21"/>
           <w:lang w:val="es-MX" w:eastAsia="es-MX"/>
         </w:rPr>
-        <w:t>UPIITA"</w:t>
+        <w:t>UPIITA</w:t>
+      </w:r>
+      <w:proofErr w:type="gramStart"/>
+      <w:r>
+        <w:rPr>
+          <w:rFonts w:ascii="Consolas" w:eastAsia="Times New Roman" w:hAnsi="Consolas" w:cs="Times New Roman"/>
+          <w:color w:val="CE9178"/>
+          <w:sz w:val="21"/>
+          <w:szCs w:val="21"/>
+          <w:lang w:val="es-MX" w:eastAsia="es-MX"/>
+        </w:rPr>
+        <w:t>"</w:t>
       </w:r>
       <w:r>
         <w:rPr>
@@ -2602,6 +2721,7 @@
         <w:t>True</w:t>
       </w:r>
       <w:proofErr w:type="spellEnd"/>
+      <w:proofErr w:type="gramEnd"/>
       <w:r>
         <w:rPr>
           <w:rFonts w:ascii="Consolas" w:eastAsia="Times New Roman" w:hAnsi="Consolas" w:cs="Times New Roman"/>
@@ -2734,6 +2854,7 @@
           <w:lang w:val="es-MX" w:eastAsia="es-MX"/>
         </w:rPr>
       </w:pPr>
+      <w:proofErr w:type="gramStart"/>
       <w:r>
         <w:rPr>
           <w:rFonts w:ascii="Consolas" w:eastAsia="Times New Roman" w:hAnsi="Consolas" w:cs="Times New Roman"/>
@@ -2754,6 +2875,7 @@
         </w:rPr>
         <w:t>[</w:t>
       </w:r>
+      <w:proofErr w:type="gramEnd"/>
       <w:r>
         <w:rPr>
           <w:rFonts w:ascii="Consolas" w:eastAsia="Times New Roman" w:hAnsi="Consolas" w:cs="Times New Roman"/>
@@ -2824,6 +2946,7 @@
         </w:rPr>
         <w:t xml:space="preserve"> </w:t>
       </w:r>
+      <w:proofErr w:type="gramStart"/>
       <w:r>
         <w:rPr>
           <w:rFonts w:ascii="Consolas" w:eastAsia="Times New Roman" w:hAnsi="Consolas" w:cs="Times New Roman"/>
@@ -2844,6 +2967,7 @@
         </w:rPr>
         <w:t>[</w:t>
       </w:r>
+      <w:proofErr w:type="gramEnd"/>
       <w:r>
         <w:rPr>
           <w:rFonts w:ascii="Consolas" w:eastAsia="Times New Roman" w:hAnsi="Consolas" w:cs="Times New Roman"/>
@@ -3036,6 +3160,7 @@
         <w:t>Diccionarios (</w:t>
       </w:r>
       <w:proofErr w:type="spellStart"/>
+      <w:proofErr w:type="gramStart"/>
       <w:r>
         <w:rPr>
           <w:b/>
@@ -3052,7 +3177,16 @@
           <w:bCs/>
           <w:lang w:val="es-MX"/>
         </w:rPr>
-        <w:t>{}</w:t>
+        <w:t>{</w:t>
+      </w:r>
+      <w:proofErr w:type="gramEnd"/>
+      <w:r>
+        <w:rPr>
+          <w:b/>
+          <w:bCs/>
+          <w:lang w:val="es-MX"/>
+        </w:rPr>
+        <w:t>}</w:t>
       </w:r>
       <w:r>
         <w:rPr>
@@ -3348,6 +3482,7 @@
         </w:rPr>
         <w:t xml:space="preserve"> </w:t>
       </w:r>
+      <w:proofErr w:type="gramStart"/>
       <w:r>
         <w:rPr>
           <w:b/>
@@ -3363,7 +3498,16 @@
           <w:bCs/>
           <w:lang w:val="es-MX"/>
         </w:rPr>
-        <w:t>()</w:t>
+        <w:t>(</w:t>
+      </w:r>
+      <w:proofErr w:type="gramEnd"/>
+      <w:r>
+        <w:rPr>
+          <w:b/>
+          <w:bCs/>
+          <w:lang w:val="es-MX"/>
+        </w:rPr>
+        <w:t>)</w:t>
       </w:r>
       <w:r>
         <w:rPr>
@@ -3437,6 +3581,7 @@
         <w:t xml:space="preserve">ambién estos pueden ser convertidos a un diccionario con el método </w:t>
       </w:r>
       <w:proofErr w:type="spellStart"/>
+      <w:proofErr w:type="gramStart"/>
       <w:r>
         <w:rPr>
           <w:b/>
@@ -3453,7 +3598,16 @@
           <w:bCs/>
           <w:lang w:val="es-MX"/>
         </w:rPr>
-        <w:t>()</w:t>
+        <w:t>(</w:t>
+      </w:r>
+      <w:proofErr w:type="gramEnd"/>
+      <w:r>
+        <w:rPr>
+          <w:b/>
+          <w:bCs/>
+          <w:lang w:val="es-MX"/>
+        </w:rPr>
+        <w:t>)</w:t>
       </w:r>
       <w:r>
         <w:rPr>
@@ -3535,7 +3689,18 @@
           <w:szCs w:val="21"/>
           <w:lang w:val="es-MX" w:eastAsia="es-MX"/>
         </w:rPr>
-        <w:t>'Café'</w:t>
+        <w:t>'Café</w:t>
+      </w:r>
+      <w:proofErr w:type="gramStart"/>
+      <w:r>
+        <w:rPr>
+          <w:rFonts w:ascii="Consolas" w:eastAsia="Times New Roman" w:hAnsi="Consolas" w:cs="Times New Roman"/>
+          <w:color w:val="CE9178"/>
+          <w:sz w:val="21"/>
+          <w:szCs w:val="21"/>
+          <w:lang w:val="es-MX" w:eastAsia="es-MX"/>
+        </w:rPr>
+        <w:t>'</w:t>
       </w:r>
       <w:r>
         <w:rPr>
@@ -3547,6 +3712,7 @@
         </w:rPr>
         <w:t>:[</w:t>
       </w:r>
+      <w:proofErr w:type="gramEnd"/>
       <w:r>
         <w:rPr>
           <w:rFonts w:ascii="Consolas" w:eastAsia="Times New Roman" w:hAnsi="Consolas" w:cs="Times New Roman"/>
@@ -3689,6 +3855,7 @@
         </w:rPr>
         <w:t>'Café'</w:t>
       </w:r>
+      <w:proofErr w:type="gramStart"/>
       <w:r>
         <w:rPr>
           <w:rFonts w:ascii="Consolas" w:eastAsia="Times New Roman" w:hAnsi="Consolas" w:cs="Times New Roman"/>
@@ -3719,6 +3886,7 @@
         </w:rPr>
         <w:t>#</w:t>
       </w:r>
+      <w:proofErr w:type="gramEnd"/>
       <w:r>
         <w:rPr>
           <w:rFonts w:ascii="Consolas" w:eastAsia="Times New Roman" w:hAnsi="Consolas" w:cs="Times New Roman"/>
@@ -4229,6 +4397,7 @@
         </w:rPr>
         <w:t>Tres</w:t>
       </w:r>
+      <w:proofErr w:type="gramStart"/>
       <w:r>
         <w:rPr>
           <w:rFonts w:ascii="Consolas" w:eastAsia="Times New Roman" w:hAnsi="Consolas" w:cs="Times New Roman"/>
@@ -4269,6 +4438,7 @@
         </w:rPr>
         <w:t xml:space="preserve">  </w:t>
       </w:r>
+      <w:proofErr w:type="gramEnd"/>
       <w:r>
         <w:rPr>
           <w:rFonts w:ascii="Consolas" w:eastAsia="Times New Roman" w:hAnsi="Consolas" w:cs="Times New Roman"/>
@@ -4460,6 +4630,7 @@
         </w:rPr>
         <w:t>Conjuntos (</w:t>
       </w:r>
+      <w:proofErr w:type="gramStart"/>
       <w:r>
         <w:rPr>
           <w:b/>
@@ -4475,7 +4646,16 @@
           <w:bCs/>
           <w:lang w:val="es-MX"/>
         </w:rPr>
-        <w:t>{}</w:t>
+        <w:t>{</w:t>
+      </w:r>
+      <w:proofErr w:type="gramEnd"/>
+      <w:r>
+        <w:rPr>
+          <w:b/>
+          <w:bCs/>
+          <w:lang w:val="es-MX"/>
+        </w:rPr>
+        <w:t>}</w:t>
       </w:r>
       <w:r>
         <w:rPr>
@@ -4736,6 +4916,7 @@
         </w:rPr>
         <w:t xml:space="preserve"> </w:t>
       </w:r>
+      <w:proofErr w:type="gramStart"/>
       <w:r>
         <w:rPr>
           <w:b/>
@@ -4751,7 +4932,16 @@
           <w:bCs/>
           <w:lang w:val="es-MX"/>
         </w:rPr>
-        <w:t>()</w:t>
+        <w:t>(</w:t>
+      </w:r>
+      <w:proofErr w:type="gramEnd"/>
+      <w:r>
+        <w:rPr>
+          <w:b/>
+          <w:bCs/>
+          <w:lang w:val="es-MX"/>
+        </w:rPr>
+        <w:t>)</w:t>
       </w:r>
       <w:r>
         <w:rPr>
@@ -4830,6 +5020,7 @@
         </w:rPr>
         <w:t xml:space="preserve">el método </w:t>
       </w:r>
+      <w:proofErr w:type="gramStart"/>
       <w:r>
         <w:rPr>
           <w:b/>
@@ -4845,7 +5036,16 @@
           <w:bCs/>
           <w:lang w:val="es-MX"/>
         </w:rPr>
-        <w:t>()</w:t>
+        <w:t>(</w:t>
+      </w:r>
+      <w:proofErr w:type="gramEnd"/>
+      <w:r>
+        <w:rPr>
+          <w:b/>
+          <w:bCs/>
+          <w:lang w:val="es-MX"/>
+        </w:rPr>
+        <w:t>)</w:t>
       </w:r>
       <w:r>
         <w:rPr>
@@ -5040,6 +5240,94 @@
           <w:color w:val="C45911" w:themeColor="accent2" w:themeShade="BF"/>
           <w:lang w:val="es-MX"/>
         </w:rPr>
+        <w:t>_</w:t>
+      </w:r>
+      <w:proofErr w:type="gramStart"/>
+      <w:r>
+        <w:rPr>
+          <w:b/>
+          <w:bCs/>
+          <w:color w:val="C45911" w:themeColor="accent2" w:themeShade="BF"/>
+          <w:lang w:val="es-MX"/>
+        </w:rPr>
+        <w:t>1</w:t>
+      </w:r>
+      <w:r>
+        <w:rPr>
+          <w:b/>
+          <w:bCs/>
+          <w:lang w:val="es-MX"/>
+        </w:rPr>
+        <w:t>.</w:t>
+      </w:r>
+      <w:r>
+        <w:rPr>
+          <w:b/>
+          <w:bCs/>
+          <w:color w:val="FFC000"/>
+          <w:lang w:val="es-MX"/>
+        </w:rPr>
+        <w:t>intersection</w:t>
+      </w:r>
+      <w:proofErr w:type="gramEnd"/>
+      <w:r>
+        <w:rPr>
+          <w:b/>
+          <w:bCs/>
+          <w:lang w:val="es-MX"/>
+        </w:rPr>
+        <w:t>(</w:t>
+      </w:r>
+      <w:r>
+        <w:rPr>
+          <w:b/>
+          <w:bCs/>
+          <w:color w:val="C45911" w:themeColor="accent2" w:themeShade="BF"/>
+          <w:lang w:val="es-MX"/>
+        </w:rPr>
+        <w:t>conjunto</w:t>
+      </w:r>
+      <w:r>
+        <w:rPr>
+          <w:b/>
+          <w:bCs/>
+          <w:color w:val="C45911" w:themeColor="accent2" w:themeShade="BF"/>
+          <w:lang w:val="es-MX"/>
+        </w:rPr>
+        <w:t>_2</w:t>
+      </w:r>
+      <w:r>
+        <w:rPr>
+          <w:b/>
+          <w:bCs/>
+          <w:lang w:val="es-MX"/>
+        </w:rPr>
+        <w:t>)</w:t>
+      </w:r>
+      <w:r>
+        <w:rPr>
+          <w:b/>
+          <w:bCs/>
+          <w:lang w:val="es-MX"/>
+        </w:rPr>
+        <w:t xml:space="preserve"> o </w:t>
+      </w:r>
+      <w:r>
+        <w:rPr>
+          <w:b/>
+          <w:bCs/>
+          <w:color w:val="C45911" w:themeColor="accent2" w:themeShade="BF"/>
+          <w:lang w:val="es-MX"/>
+        </w:rPr>
+        <w:t>conjunto</w:t>
+      </w:r>
+      <w:r>
+        <w:rPr>
+          <w:b/>
+          <w:bCs/>
+          <w:color w:val="C45911" w:themeColor="accent2" w:themeShade="BF"/>
+          <w:lang w:val="es-MX"/>
+        </w:rPr>
         <w:t>_1</w:t>
       </w:r>
       <w:r>
@@ -5048,6 +5336,72 @@
           <w:bCs/>
           <w:lang w:val="es-MX"/>
         </w:rPr>
+        <w:t xml:space="preserve"> &amp; </w:t>
+      </w:r>
+      <w:r>
+        <w:rPr>
+          <w:b/>
+          <w:bCs/>
+          <w:color w:val="C45911" w:themeColor="accent2" w:themeShade="BF"/>
+          <w:lang w:val="es-MX"/>
+        </w:rPr>
+        <w:t>conjunto</w:t>
+      </w:r>
+      <w:r>
+        <w:rPr>
+          <w:b/>
+          <w:bCs/>
+          <w:color w:val="C45911" w:themeColor="accent2" w:themeShade="BF"/>
+          <w:lang w:val="es-MX"/>
+        </w:rPr>
+        <w:t>_2</w:t>
+      </w:r>
+      <w:r>
+        <w:rPr>
+          <w:lang w:val="es-MX"/>
+        </w:rPr>
+        <w:t>)</w:t>
+      </w:r>
+      <w:r>
+        <w:rPr>
+          <w:lang w:val="es-MX"/>
+        </w:rPr>
+        <w:t>, no inclusión (</w:t>
+      </w:r>
+      <w:r>
+        <w:rPr>
+          <w:b/>
+          <w:bCs/>
+          <w:color w:val="C45911" w:themeColor="accent2" w:themeShade="BF"/>
+          <w:lang w:val="es-MX"/>
+        </w:rPr>
+        <w:t>conjunto</w:t>
+      </w:r>
+      <w:r>
+        <w:rPr>
+          <w:b/>
+          <w:bCs/>
+          <w:color w:val="C45911" w:themeColor="accent2" w:themeShade="BF"/>
+          <w:lang w:val="es-MX"/>
+        </w:rPr>
+        <w:t>_</w:t>
+      </w:r>
+      <w:proofErr w:type="gramStart"/>
+      <w:r>
+        <w:rPr>
+          <w:b/>
+          <w:bCs/>
+          <w:color w:val="C45911" w:themeColor="accent2" w:themeShade="BF"/>
+          <w:lang w:val="es-MX"/>
+        </w:rPr>
+        <w:t>1</w:t>
+      </w:r>
+      <w:r>
+        <w:rPr>
+          <w:b/>
+          <w:bCs/>
+          <w:lang w:val="es-MX"/>
+        </w:rPr>
         <w:t>.</w:t>
       </w:r>
       <w:r>
@@ -5057,141 +5411,9 @@
           <w:color w:val="FFC000"/>
           <w:lang w:val="es-MX"/>
         </w:rPr>
-        <w:t>intersection</w:t>
-      </w:r>
-      <w:r>
-        <w:rPr>
-          <w:b/>
-          <w:bCs/>
-          <w:lang w:val="es-MX"/>
-        </w:rPr>
-        <w:t>(</w:t>
-      </w:r>
-      <w:r>
-        <w:rPr>
-          <w:b/>
-          <w:bCs/>
-          <w:color w:val="C45911" w:themeColor="accent2" w:themeShade="BF"/>
-          <w:lang w:val="es-MX"/>
-        </w:rPr>
-        <w:t>conjunto</w:t>
-      </w:r>
-      <w:r>
-        <w:rPr>
-          <w:b/>
-          <w:bCs/>
-          <w:color w:val="C45911" w:themeColor="accent2" w:themeShade="BF"/>
-          <w:lang w:val="es-MX"/>
-        </w:rPr>
-        <w:t>_2</w:t>
-      </w:r>
-      <w:r>
-        <w:rPr>
-          <w:b/>
-          <w:bCs/>
-          <w:lang w:val="es-MX"/>
-        </w:rPr>
-        <w:t>)</w:t>
-      </w:r>
-      <w:r>
-        <w:rPr>
-          <w:b/>
-          <w:bCs/>
-          <w:lang w:val="es-MX"/>
-        </w:rPr>
-        <w:t xml:space="preserve"> o </w:t>
-      </w:r>
-      <w:r>
-        <w:rPr>
-          <w:b/>
-          <w:bCs/>
-          <w:color w:val="C45911" w:themeColor="accent2" w:themeShade="BF"/>
-          <w:lang w:val="es-MX"/>
-        </w:rPr>
-        <w:t>conjunto</w:t>
-      </w:r>
-      <w:r>
-        <w:rPr>
-          <w:b/>
-          <w:bCs/>
-          <w:color w:val="C45911" w:themeColor="accent2" w:themeShade="BF"/>
-          <w:lang w:val="es-MX"/>
-        </w:rPr>
-        <w:t>_1</w:t>
-      </w:r>
-      <w:r>
-        <w:rPr>
-          <w:b/>
-          <w:bCs/>
-          <w:lang w:val="es-MX"/>
-        </w:rPr>
-        <w:t xml:space="preserve"> &amp; </w:t>
-      </w:r>
-      <w:r>
-        <w:rPr>
-          <w:b/>
-          <w:bCs/>
-          <w:color w:val="C45911" w:themeColor="accent2" w:themeShade="BF"/>
-          <w:lang w:val="es-MX"/>
-        </w:rPr>
-        <w:t>conjunto</w:t>
-      </w:r>
-      <w:r>
-        <w:rPr>
-          <w:b/>
-          <w:bCs/>
-          <w:color w:val="C45911" w:themeColor="accent2" w:themeShade="BF"/>
-          <w:lang w:val="es-MX"/>
-        </w:rPr>
-        <w:t>_2</w:t>
-      </w:r>
-      <w:r>
-        <w:rPr>
-          <w:lang w:val="es-MX"/>
-        </w:rPr>
-        <w:t>)</w:t>
-      </w:r>
-      <w:r>
-        <w:rPr>
-          <w:lang w:val="es-MX"/>
-        </w:rPr>
-        <w:t>, no inclusión (</w:t>
-      </w:r>
-      <w:r>
-        <w:rPr>
-          <w:b/>
-          <w:bCs/>
-          <w:color w:val="C45911" w:themeColor="accent2" w:themeShade="BF"/>
-          <w:lang w:val="es-MX"/>
-        </w:rPr>
-        <w:t>conjunto</w:t>
-      </w:r>
-      <w:r>
-        <w:rPr>
-          <w:b/>
-          <w:bCs/>
-          <w:color w:val="C45911" w:themeColor="accent2" w:themeShade="BF"/>
-          <w:lang w:val="es-MX"/>
-        </w:rPr>
-        <w:t>_1</w:t>
-      </w:r>
-      <w:r>
-        <w:rPr>
-          <w:b/>
-          <w:bCs/>
-          <w:lang w:val="es-MX"/>
-        </w:rPr>
-        <w:t>.</w:t>
-      </w:r>
-      <w:r>
-        <w:rPr>
-          <w:b/>
-          <w:bCs/>
-          <w:color w:val="FFC000"/>
-          <w:lang w:val="es-MX"/>
-        </w:rPr>
         <w:t>issubset</w:t>
       </w:r>
+      <w:proofErr w:type="gramEnd"/>
       <w:r>
         <w:rPr>
           <w:b/>
@@ -5346,7 +5568,18 @@
           <w:szCs w:val="21"/>
           <w:lang w:val="es-MX" w:eastAsia="es-MX"/>
         </w:rPr>
-        <w:t>"hola"</w:t>
+        <w:t>"hola</w:t>
+      </w:r>
+      <w:proofErr w:type="gramStart"/>
+      <w:r>
+        <w:rPr>
+          <w:rFonts w:ascii="Consolas" w:eastAsia="Times New Roman" w:hAnsi="Consolas" w:cs="Times New Roman"/>
+          <w:color w:val="CE9178"/>
+          <w:sz w:val="21"/>
+          <w:szCs w:val="21"/>
+          <w:lang w:val="es-MX" w:eastAsia="es-MX"/>
+        </w:rPr>
+        <w:t>"</w:t>
       </w:r>
       <w:r>
         <w:rPr>
@@ -5358,6 +5591,7 @@
         </w:rPr>
         <w:t>,(</w:t>
       </w:r>
+      <w:proofErr w:type="gramEnd"/>
       <w:r>
         <w:rPr>
           <w:rFonts w:ascii="Consolas" w:eastAsia="Times New Roman" w:hAnsi="Consolas" w:cs="Times New Roman"/>
@@ -5456,7 +5690,29 @@
           <w:szCs w:val="21"/>
           <w:lang w:val="es-MX" w:eastAsia="es-MX"/>
         </w:rPr>
-        <w:t>{1,"hola",(1,2)}</w:t>
+        <w:t>{1,"hola</w:t>
+      </w:r>
+      <w:proofErr w:type="gramStart"/>
+      <w:r>
+        <w:rPr>
+          <w:rFonts w:ascii="Consolas" w:eastAsia="Times New Roman" w:hAnsi="Consolas" w:cs="Times New Roman"/>
+          <w:color w:val="6A9955"/>
+          <w:sz w:val="21"/>
+          <w:szCs w:val="21"/>
+          <w:lang w:val="es-MX" w:eastAsia="es-MX"/>
+        </w:rPr>
+        <w:t>",(</w:t>
+      </w:r>
+      <w:proofErr w:type="gramEnd"/>
+      <w:r>
+        <w:rPr>
+          <w:rFonts w:ascii="Consolas" w:eastAsia="Times New Roman" w:hAnsi="Consolas" w:cs="Times New Roman"/>
+          <w:color w:val="6A9955"/>
+          <w:sz w:val="21"/>
+          <w:szCs w:val="21"/>
+          <w:lang w:val="es-MX" w:eastAsia="es-MX"/>
+        </w:rPr>
+        <w:t>1,2)}</w:t>
       </w:r>
       <w:r>
         <w:rPr>
@@ -5586,7 +5842,18 @@
           <w:szCs w:val="21"/>
           <w:lang w:val="es-MX" w:eastAsia="es-MX"/>
         </w:rPr>
-        <w:t>"hola"</w:t>
+        <w:t>"hola</w:t>
+      </w:r>
+      <w:proofErr w:type="gramStart"/>
+      <w:r>
+        <w:rPr>
+          <w:rFonts w:ascii="Consolas" w:eastAsia="Times New Roman" w:hAnsi="Consolas" w:cs="Times New Roman"/>
+          <w:color w:val="CE9178"/>
+          <w:sz w:val="21"/>
+          <w:szCs w:val="21"/>
+          <w:lang w:val="es-MX" w:eastAsia="es-MX"/>
+        </w:rPr>
+        <w:t>"</w:t>
       </w:r>
       <w:r>
         <w:rPr>
@@ -5608,6 +5875,7 @@
         </w:rPr>
         <w:t>(</w:t>
       </w:r>
+      <w:proofErr w:type="gramEnd"/>
       <w:r>
         <w:rPr>
           <w:rFonts w:ascii="Consolas" w:eastAsia="Times New Roman" w:hAnsi="Consolas" w:cs="Times New Roman"/>
@@ -5706,7 +5974,29 @@
           <w:szCs w:val="21"/>
           <w:lang w:val="es-MX" w:eastAsia="es-MX"/>
         </w:rPr>
-        <w:t>{1,"hola",(1,2)}</w:t>
+        <w:t>{1,"hola</w:t>
+      </w:r>
+      <w:proofErr w:type="gramStart"/>
+      <w:r>
+        <w:rPr>
+          <w:rFonts w:ascii="Consolas" w:eastAsia="Times New Roman" w:hAnsi="Consolas" w:cs="Times New Roman"/>
+          <w:color w:val="6A9955"/>
+          <w:sz w:val="21"/>
+          <w:szCs w:val="21"/>
+          <w:lang w:val="es-MX" w:eastAsia="es-MX"/>
+        </w:rPr>
+        <w:t>",(</w:t>
+      </w:r>
+      <w:proofErr w:type="gramEnd"/>
+      <w:r>
+        <w:rPr>
+          <w:rFonts w:ascii="Consolas" w:eastAsia="Times New Roman" w:hAnsi="Consolas" w:cs="Times New Roman"/>
+          <w:color w:val="6A9955"/>
+          <w:sz w:val="21"/>
+          <w:szCs w:val="21"/>
+          <w:lang w:val="es-MX" w:eastAsia="es-MX"/>
+        </w:rPr>
+        <w:t>1,2)}</w:t>
       </w:r>
       <w:r>
         <w:rPr>
@@ -5846,7 +6136,73 @@
           <w:szCs w:val="21"/>
           <w:lang w:val="es-MX" w:eastAsia="es-MX"/>
         </w:rPr>
-        <w:t>‘h’,‘o’,‘l’,‘a’</w:t>
+        <w:t>‘h</w:t>
+      </w:r>
+      <w:proofErr w:type="gramStart"/>
+      <w:r>
+        <w:rPr>
+          <w:rFonts w:ascii="Consolas" w:eastAsia="Times New Roman" w:hAnsi="Consolas" w:cs="Times New Roman"/>
+          <w:color w:val="6A9955"/>
+          <w:sz w:val="21"/>
+          <w:szCs w:val="21"/>
+          <w:lang w:val="es-MX" w:eastAsia="es-MX"/>
+        </w:rPr>
+        <w:t>’,‘</w:t>
+      </w:r>
+      <w:proofErr w:type="gramEnd"/>
+      <w:r>
+        <w:rPr>
+          <w:rFonts w:ascii="Consolas" w:eastAsia="Times New Roman" w:hAnsi="Consolas" w:cs="Times New Roman"/>
+          <w:color w:val="6A9955"/>
+          <w:sz w:val="21"/>
+          <w:szCs w:val="21"/>
+          <w:lang w:val="es-MX" w:eastAsia="es-MX"/>
+        </w:rPr>
+        <w:t>o</w:t>
+      </w:r>
+      <w:proofErr w:type="gramStart"/>
+      <w:r>
+        <w:rPr>
+          <w:rFonts w:ascii="Consolas" w:eastAsia="Times New Roman" w:hAnsi="Consolas" w:cs="Times New Roman"/>
+          <w:color w:val="6A9955"/>
+          <w:sz w:val="21"/>
+          <w:szCs w:val="21"/>
+          <w:lang w:val="es-MX" w:eastAsia="es-MX"/>
+        </w:rPr>
+        <w:t>’,‘</w:t>
+      </w:r>
+      <w:proofErr w:type="gramEnd"/>
+      <w:r>
+        <w:rPr>
+          <w:rFonts w:ascii="Consolas" w:eastAsia="Times New Roman" w:hAnsi="Consolas" w:cs="Times New Roman"/>
+          <w:color w:val="6A9955"/>
+          <w:sz w:val="21"/>
+          <w:szCs w:val="21"/>
+          <w:lang w:val="es-MX" w:eastAsia="es-MX"/>
+        </w:rPr>
+        <w:t>l</w:t>
+      </w:r>
+      <w:proofErr w:type="gramStart"/>
+      <w:r>
+        <w:rPr>
+          <w:rFonts w:ascii="Consolas" w:eastAsia="Times New Roman" w:hAnsi="Consolas" w:cs="Times New Roman"/>
+          <w:color w:val="6A9955"/>
+          <w:sz w:val="21"/>
+          <w:szCs w:val="21"/>
+          <w:lang w:val="es-MX" w:eastAsia="es-MX"/>
+        </w:rPr>
+        <w:t>’,‘</w:t>
+      </w:r>
+      <w:proofErr w:type="gramEnd"/>
+      <w:r>
+        <w:rPr>
+          <w:rFonts w:ascii="Consolas" w:eastAsia="Times New Roman" w:hAnsi="Consolas" w:cs="Times New Roman"/>
+          <w:color w:val="6A9955"/>
+          <w:sz w:val="21"/>
+          <w:szCs w:val="21"/>
+          <w:lang w:val="es-MX" w:eastAsia="es-MX"/>
+        </w:rPr>
+        <w:t>a’</w:t>
       </w:r>
       <w:r>
         <w:rPr>
@@ -6404,6 +6760,7 @@
         </w:rPr>
         <w:t>4</w:t>
       </w:r>
+      <w:proofErr w:type="gramStart"/>
       <w:r>
         <w:rPr>
           <w:rFonts w:ascii="Consolas" w:eastAsia="Times New Roman" w:hAnsi="Consolas" w:cs="Times New Roman"/>
@@ -6414,6 +6771,7 @@
         </w:rPr>
         <w:t>],[</w:t>
       </w:r>
+      <w:proofErr w:type="gramEnd"/>
       <w:r>
         <w:rPr>
           <w:rFonts w:ascii="Consolas" w:eastAsia="Times New Roman" w:hAnsi="Consolas" w:cs="Times New Roman"/>
@@ -7313,6 +7671,7 @@
         <w:t xml:space="preserve"> (extracción de datos), pero con paso, indicando así, el índice inicial y final no alcanzado, pero de igual forma al final se indica cuantos elementos se brincará para extraer el siguiente dato, a esto se le llama paso y la sintaxis es la siguiente: </w:t>
       </w:r>
       <w:proofErr w:type="spellStart"/>
+      <w:proofErr w:type="gramStart"/>
       <w:r>
         <w:rPr>
           <w:b/>
@@ -7355,7 +7714,16 @@
           <w:bCs/>
           <w:lang w:val="es-MX"/>
         </w:rPr>
-        <w:t xml:space="preserve">: </w:t>
+        <w:t>:</w:t>
+      </w:r>
+      <w:proofErr w:type="gramEnd"/>
+      <w:r>
+        <w:rPr>
+          <w:b/>
+          <w:bCs/>
+          <w:lang w:val="es-MX"/>
+        </w:rPr>
+        <w:t xml:space="preserve"> </w:t>
       </w:r>
       <w:proofErr w:type="spellStart"/>
       <w:r>
@@ -7525,7 +7893,18 @@
           <w:szCs w:val="21"/>
           <w:lang w:val="es-MX" w:eastAsia="es-MX"/>
         </w:rPr>
-        <w:t>"UPIITA"</w:t>
+        <w:t>"UPIITA</w:t>
+      </w:r>
+      <w:proofErr w:type="gramStart"/>
+      <w:r>
+        <w:rPr>
+          <w:rFonts w:ascii="Consolas" w:eastAsia="Times New Roman" w:hAnsi="Consolas" w:cs="Times New Roman"/>
+          <w:color w:val="CE9178"/>
+          <w:sz w:val="21"/>
+          <w:szCs w:val="21"/>
+          <w:lang w:val="es-MX" w:eastAsia="es-MX"/>
+        </w:rPr>
+        <w:t>"</w:t>
       </w:r>
       <w:r>
         <w:rPr>
@@ -7547,6 +7926,7 @@
         </w:rPr>
         <w:t>True</w:t>
       </w:r>
+      <w:proofErr w:type="gramEnd"/>
       <w:r>
         <w:rPr>
           <w:rFonts w:ascii="Consolas" w:eastAsia="Times New Roman" w:hAnsi="Consolas" w:cs="Times New Roman"/>
@@ -7629,6 +8009,7 @@
         </w:rPr>
         <w:t xml:space="preserve">= </w:t>
       </w:r>
+      <w:proofErr w:type="gramStart"/>
       <w:r>
         <w:rPr>
           <w:rFonts w:ascii="Consolas" w:eastAsia="Times New Roman" w:hAnsi="Consolas" w:cs="Times New Roman"/>
@@ -7649,6 +8030,7 @@
         </w:rPr>
         <w:t>[</w:t>
       </w:r>
+      <w:proofErr w:type="gramEnd"/>
       <w:r>
         <w:rPr>
           <w:rFonts w:ascii="Consolas" w:eastAsia="Times New Roman" w:hAnsi="Consolas" w:cs="Times New Roman"/>
@@ -7748,9 +8130,21 @@
           <w:szCs w:val="21"/>
           <w:lang w:val="es-MX" w:eastAsia="es-MX"/>
         </w:rPr>
-        <w:t>UPIITA",True</w:t>
+        <w:t>UPIITA</w:t>
+      </w:r>
+      <w:proofErr w:type="gramStart"/>
+      <w:r>
+        <w:rPr>
+          <w:rFonts w:ascii="Consolas" w:eastAsia="Times New Roman" w:hAnsi="Consolas" w:cs="Times New Roman"/>
+          <w:color w:val="6A9955"/>
+          <w:sz w:val="21"/>
+          <w:szCs w:val="21"/>
+          <w:lang w:val="es-MX" w:eastAsia="es-MX"/>
+        </w:rPr>
+        <w:t>",True</w:t>
       </w:r>
       <w:proofErr w:type="spellEnd"/>
+      <w:proofErr w:type="gramEnd"/>
       <w:r>
         <w:rPr>
           <w:rFonts w:ascii="Consolas" w:eastAsia="Times New Roman" w:hAnsi="Consolas" w:cs="Times New Roman"/>
@@ -7844,6 +8238,7 @@
         </w:rPr>
         <w:t xml:space="preserve"> </w:t>
       </w:r>
+      <w:proofErr w:type="gramStart"/>
       <w:r>
         <w:rPr>
           <w:rFonts w:ascii="Consolas" w:eastAsia="Times New Roman" w:hAnsi="Consolas" w:cs="Times New Roman"/>
@@ -7864,6 +8259,7 @@
         </w:rPr>
         <w:t>[</w:t>
       </w:r>
+      <w:proofErr w:type="gramEnd"/>
       <w:r>
         <w:rPr>
           <w:rFonts w:ascii="Consolas" w:eastAsia="Times New Roman" w:hAnsi="Consolas" w:cs="Times New Roman"/>
@@ -8037,6 +8433,7 @@
         </w:rPr>
         <w:t>lista</w:t>
       </w:r>
+      <w:proofErr w:type="gramStart"/>
       <w:r>
         <w:rPr>
           <w:rFonts w:ascii="Consolas" w:eastAsia="Times New Roman" w:hAnsi="Consolas" w:cs="Times New Roman"/>
@@ -8055,7 +8452,18 @@
           <w:szCs w:val="21"/>
           <w:lang w:val="es-MX" w:eastAsia="es-MX"/>
         </w:rPr>
-        <w:t>::-1</w:t>
+        <w:t>::</w:t>
+      </w:r>
+      <w:proofErr w:type="gramEnd"/>
+      <w:r>
+        <w:rPr>
+          <w:rFonts w:ascii="Consolas" w:eastAsia="Times New Roman" w:hAnsi="Consolas" w:cs="Times New Roman"/>
+          <w:color w:val="B5CEA8"/>
+          <w:sz w:val="21"/>
+          <w:szCs w:val="21"/>
+          <w:lang w:val="es-MX" w:eastAsia="es-MX"/>
+        </w:rPr>
+        <w:t>-1</w:t>
       </w:r>
       <w:r>
         <w:rPr>
@@ -8207,6 +8615,7 @@
         </w:rPr>
         <w:t xml:space="preserve"> </w:t>
       </w:r>
+      <w:proofErr w:type="gramStart"/>
       <w:r>
         <w:rPr>
           <w:rFonts w:ascii="Consolas" w:eastAsia="Times New Roman" w:hAnsi="Consolas" w:cs="Times New Roman"/>
@@ -8227,6 +8636,7 @@
         </w:rPr>
         <w:t>[</w:t>
       </w:r>
+      <w:proofErr w:type="gramEnd"/>
       <w:r>
         <w:rPr>
           <w:rFonts w:ascii="Consolas" w:eastAsia="Times New Roman" w:hAnsi="Consolas" w:cs="Times New Roman"/>
@@ -8329,6 +8739,7 @@
         <w:t>olis</w:t>
       </w:r>
       <w:proofErr w:type="spellEnd"/>
+      <w:proofErr w:type="gramStart"/>
       <w:r>
         <w:rPr>
           <w:rFonts w:ascii="Consolas" w:eastAsia="Times New Roman" w:hAnsi="Consolas" w:cs="Times New Roman"/>
@@ -8359,6 +8770,7 @@
         </w:rPr>
         <w:t>False</w:t>
       </w:r>
+      <w:proofErr w:type="gramEnd"/>
       <w:r>
         <w:rPr>
           <w:rFonts w:ascii="Consolas" w:eastAsia="Times New Roman" w:hAnsi="Consolas" w:cs="Times New Roman"/>
@@ -8431,15 +8843,27 @@
         <w:t>olis</w:t>
       </w:r>
       <w:proofErr w:type="spellEnd"/>
-      <w:r>
-        <w:rPr>
-          <w:rFonts w:ascii="Consolas" w:eastAsia="Times New Roman" w:hAnsi="Consolas" w:cs="Times New Roman"/>
-          <w:color w:val="6A9955"/>
-          <w:sz w:val="21"/>
-          <w:szCs w:val="21"/>
-          <w:lang w:val="es-MX" w:eastAsia="es-MX"/>
-        </w:rPr>
-        <w:t>",False]</w:t>
+      <w:proofErr w:type="gramStart"/>
+      <w:r>
+        <w:rPr>
+          <w:rFonts w:ascii="Consolas" w:eastAsia="Times New Roman" w:hAnsi="Consolas" w:cs="Times New Roman"/>
+          <w:color w:val="6A9955"/>
+          <w:sz w:val="21"/>
+          <w:szCs w:val="21"/>
+          <w:lang w:val="es-MX" w:eastAsia="es-MX"/>
+        </w:rPr>
+        <w:t>",False</w:t>
+      </w:r>
+      <w:proofErr w:type="gramEnd"/>
+      <w:r>
+        <w:rPr>
+          <w:rFonts w:ascii="Consolas" w:eastAsia="Times New Roman" w:hAnsi="Consolas" w:cs="Times New Roman"/>
+          <w:color w:val="6A9955"/>
+          <w:sz w:val="21"/>
+          <w:szCs w:val="21"/>
+          <w:lang w:val="es-MX" w:eastAsia="es-MX"/>
+        </w:rPr>
+        <w:t>]</w:t>
       </w:r>
     </w:p>
     <w:p>
@@ -8845,6 +9269,7 @@
         </w:rPr>
       </w:pPr>
       <w:proofErr w:type="spellStart"/>
+      <w:proofErr w:type="gramStart"/>
       <w:r>
         <w:rPr>
           <w:b/>
@@ -8863,6 +9288,7 @@
         </w:rPr>
         <w:t>(</w:t>
       </w:r>
+      <w:proofErr w:type="gramEnd"/>
       <w:r>
         <w:rPr>
           <w:b/>
@@ -9167,7 +9593,19 @@
         <w:rPr>
           <w:lang w:val="es-MX"/>
         </w:rPr>
-        <w:t xml:space="preserve"> o el número total de sus elementos (</w:t>
+        <w:t xml:space="preserve"> o </w:t>
+      </w:r>
+      <w:r>
+        <w:rPr>
+          <w:lang w:val="es-MX"/>
+        </w:rPr>
+        <w:t>con los</w:t>
+      </w:r>
+      <w:r>
+        <w:rPr>
+          <w:lang w:val="es-MX"/>
+        </w:rPr>
+        <w:t xml:space="preserve"> </w:t>
       </w:r>
       <w:r>
         <w:rPr>
@@ -9180,9 +9618,74 @@
       </w:r>
       <w:r>
         <w:rPr>
-          <w:lang w:val="es-MX"/>
-        </w:rPr>
-        <w:t>)</w:t>
+          <w:b/>
+          <w:bCs/>
+          <w:color w:val="C45911" w:themeColor="accent2" w:themeShade="BF"/>
+          <w:lang w:val="es-MX"/>
+        </w:rPr>
+        <w:t>s</w:t>
+      </w:r>
+      <w:r>
+        <w:rPr>
+          <w:lang w:val="es-MX"/>
+        </w:rPr>
+        <w:t xml:space="preserve">, </w:t>
+      </w:r>
+      <w:r>
+        <w:rPr>
+          <w:lang w:val="es-MX"/>
+        </w:rPr>
+        <w:t>devuelve el número total de elementos únicos que contiene</w:t>
+      </w:r>
+      <w:r>
+        <w:rPr>
+          <w:lang w:val="es-MX"/>
+        </w:rPr>
+        <w:t xml:space="preserve">, pero no se puede indicar </w:t>
+      </w:r>
+      <w:r>
+        <w:rPr>
+          <w:lang w:val="es-MX"/>
+        </w:rPr>
+        <w:t xml:space="preserve">su </w:t>
+      </w:r>
+      <w:r>
+        <w:rPr>
+          <w:lang w:val="es-MX"/>
+        </w:rPr>
+        <w:t xml:space="preserve">índice </w:t>
+      </w:r>
+      <w:r>
+        <w:rPr>
+          <w:lang w:val="es-MX"/>
+        </w:rPr>
+        <w:t xml:space="preserve">interno </w:t>
+      </w:r>
+      <w:r>
+        <w:rPr>
+          <w:lang w:val="es-MX"/>
+        </w:rPr>
+        <w:t xml:space="preserve">porque </w:t>
+      </w:r>
+      <w:r>
+        <w:rPr>
+          <w:lang w:val="es-MX"/>
+        </w:rPr>
+        <w:t xml:space="preserve">estos </w:t>
+      </w:r>
+      <w:r>
+        <w:rPr>
+          <w:lang w:val="es-MX"/>
+        </w:rPr>
+        <w:t xml:space="preserve">son </w:t>
+      </w:r>
+      <w:r>
+        <w:rPr>
+          <w:b/>
+          <w:bCs/>
+          <w:lang w:val="es-MX"/>
+        </w:rPr>
+        <w:t>estructuras desordenadas</w:t>
       </w:r>
       <w:r>
         <w:rPr>
@@ -9203,6 +9706,7 @@
         </w:rPr>
       </w:pPr>
       <w:proofErr w:type="spellStart"/>
+      <w:proofErr w:type="gramStart"/>
       <w:r>
         <w:rPr>
           <w:b/>
@@ -9239,6 +9743,7 @@
         <w:t>append</w:t>
       </w:r>
       <w:proofErr w:type="spellEnd"/>
+      <w:proofErr w:type="gramEnd"/>
       <w:r>
         <w:rPr>
           <w:b/>
@@ -9265,6 +9770,7 @@
         <w:t xml:space="preserve"> </w:t>
       </w:r>
       <w:proofErr w:type="spellStart"/>
+      <w:proofErr w:type="gramStart"/>
       <w:r>
         <w:rPr>
           <w:b/>
@@ -9292,6 +9798,7 @@
         <w:t>update</w:t>
       </w:r>
       <w:proofErr w:type="spellEnd"/>
+      <w:proofErr w:type="gramEnd"/>
       <w:r>
         <w:rPr>
           <w:b/>
@@ -9367,6 +9874,7 @@
         <w:t xml:space="preserve"> </w:t>
       </w:r>
       <w:proofErr w:type="spellStart"/>
+      <w:proofErr w:type="gramStart"/>
       <w:r>
         <w:rPr>
           <w:b/>
@@ -9400,7 +9908,16 @@
           <w:bCs/>
           <w:lang w:val="es-MX"/>
         </w:rPr>
-        <w:t>()</w:t>
+        <w:t>(</w:t>
+      </w:r>
+      <w:proofErr w:type="gramEnd"/>
+      <w:r>
+        <w:rPr>
+          <w:b/>
+          <w:bCs/>
+          <w:lang w:val="es-MX"/>
+        </w:rPr>
+        <w:t>)</w:t>
       </w:r>
       <w:r>
         <w:rPr>
@@ -9433,6 +9950,7 @@
         <w:t xml:space="preserve"> </w:t>
       </w:r>
       <w:proofErr w:type="spellStart"/>
+      <w:proofErr w:type="gramStart"/>
       <w:r>
         <w:rPr>
           <w:b/>
@@ -9449,7 +9967,16 @@
           <w:bCs/>
           <w:lang w:val="es-MX"/>
         </w:rPr>
-        <w:t>()</w:t>
+        <w:t>(</w:t>
+      </w:r>
+      <w:proofErr w:type="gramEnd"/>
+      <w:r>
+        <w:rPr>
+          <w:b/>
+          <w:bCs/>
+          <w:lang w:val="es-MX"/>
+        </w:rPr>
+        <w:t>)</w:t>
       </w:r>
       <w:r>
         <w:rPr>
@@ -9458,6 +9985,7 @@
         <w:t xml:space="preserve">, </w:t>
       </w:r>
       <w:proofErr w:type="spellStart"/>
+      <w:proofErr w:type="gramStart"/>
       <w:r>
         <w:rPr>
           <w:b/>
@@ -9474,7 +10002,16 @@
           <w:bCs/>
           <w:lang w:val="es-MX"/>
         </w:rPr>
-        <w:t>()</w:t>
+        <w:t>(</w:t>
+      </w:r>
+      <w:proofErr w:type="gramEnd"/>
+      <w:r>
+        <w:rPr>
+          <w:b/>
+          <w:bCs/>
+          <w:lang w:val="es-MX"/>
+        </w:rPr>
+        <w:t>)</w:t>
       </w:r>
       <w:r>
         <w:rPr>
@@ -9491,6 +10028,7 @@
         <w:t xml:space="preserve">o </w:t>
       </w:r>
       <w:proofErr w:type="spellStart"/>
+      <w:proofErr w:type="gramStart"/>
       <w:r>
         <w:rPr>
           <w:b/>
@@ -9507,7 +10045,16 @@
           <w:bCs/>
           <w:lang w:val="es-MX"/>
         </w:rPr>
-        <w:t>()</w:t>
+        <w:t>(</w:t>
+      </w:r>
+      <w:proofErr w:type="gramEnd"/>
+      <w:r>
+        <w:rPr>
+          <w:b/>
+          <w:bCs/>
+          <w:lang w:val="es-MX"/>
+        </w:rPr>
+        <w:t>)</w:t>
       </w:r>
       <w:r>
         <w:rPr>
@@ -9572,6 +10119,7 @@
         </w:rPr>
       </w:pPr>
       <w:proofErr w:type="spellStart"/>
+      <w:proofErr w:type="gramStart"/>
       <w:r>
         <w:rPr>
           <w:b/>
@@ -9608,6 +10156,7 @@
         <w:t>count</w:t>
       </w:r>
       <w:proofErr w:type="spellEnd"/>
+      <w:proofErr w:type="gramEnd"/>
       <w:r>
         <w:rPr>
           <w:b/>
@@ -9650,6 +10199,7 @@
         <w:t xml:space="preserve"> </w:t>
       </w:r>
       <w:proofErr w:type="spellStart"/>
+      <w:proofErr w:type="gramStart"/>
       <w:r>
         <w:rPr>
           <w:b/>
@@ -9677,6 +10227,7 @@
         <w:t>count</w:t>
       </w:r>
       <w:proofErr w:type="spellEnd"/>
+      <w:proofErr w:type="gramEnd"/>
       <w:r>
         <w:rPr>
           <w:b/>
@@ -9729,6 +10280,7 @@
         <w:t>(</w:t>
       </w:r>
       <w:proofErr w:type="spellStart"/>
+      <w:proofErr w:type="gramStart"/>
       <w:r>
         <w:rPr>
           <w:b/>
@@ -9753,7 +10305,17 @@
           <w:color w:val="FFC000"/>
           <w:lang w:val="es-MX"/>
         </w:rPr>
-        <w:t>keys_o_values</w:t>
+        <w:t>keys</w:t>
+      </w:r>
+      <w:proofErr w:type="gramEnd"/>
+      <w:r>
+        <w:rPr>
+          <w:b/>
+          <w:bCs/>
+          <w:color w:val="FFC000"/>
+          <w:lang w:val="es-MX"/>
+        </w:rPr>
+        <w:t>_o_values</w:t>
       </w:r>
       <w:proofErr w:type="spellEnd"/>
       <w:r>
@@ -9764,6 +10326,7 @@
         </w:rPr>
         <w:t>()</w:t>
       </w:r>
+      <w:proofErr w:type="gramStart"/>
       <w:r>
         <w:rPr>
           <w:b/>
@@ -9791,6 +10354,7 @@
         <w:t>count</w:t>
       </w:r>
       <w:proofErr w:type="spellEnd"/>
+      <w:proofErr w:type="gramEnd"/>
       <w:r>
         <w:rPr>
           <w:b/>
@@ -10202,6 +10766,7 @@
         <w:t xml:space="preserve">, dependiendo si utilizamos el método </w:t>
       </w:r>
       <w:proofErr w:type="spellStart"/>
+      <w:proofErr w:type="gramStart"/>
       <w:r>
         <w:rPr>
           <w:b/>
@@ -10218,7 +10783,16 @@
           <w:bCs/>
           <w:lang w:val="es-MX"/>
         </w:rPr>
-        <w:t>()</w:t>
+        <w:t>(</w:t>
+      </w:r>
+      <w:proofErr w:type="gramEnd"/>
+      <w:r>
+        <w:rPr>
+          <w:b/>
+          <w:bCs/>
+          <w:lang w:val="es-MX"/>
+        </w:rPr>
+        <w:t>)</w:t>
       </w:r>
       <w:r>
         <w:rPr>
@@ -10235,6 +10809,7 @@
         <w:t xml:space="preserve">o </w:t>
       </w:r>
       <w:proofErr w:type="spellStart"/>
+      <w:proofErr w:type="gramStart"/>
       <w:r>
         <w:rPr>
           <w:b/>
@@ -10251,7 +10826,16 @@
           <w:bCs/>
           <w:lang w:val="es-MX"/>
         </w:rPr>
-        <w:t>()</w:t>
+        <w:t>(</w:t>
+      </w:r>
+      <w:proofErr w:type="gramEnd"/>
+      <w:r>
+        <w:rPr>
+          <w:b/>
+          <w:bCs/>
+          <w:lang w:val="es-MX"/>
+        </w:rPr>
+        <w:t>)</w:t>
       </w:r>
       <w:r>
         <w:rPr>
@@ -10272,6 +10856,7 @@
         </w:rPr>
       </w:pPr>
       <w:proofErr w:type="spellStart"/>
+      <w:proofErr w:type="gramStart"/>
       <w:r>
         <w:rPr>
           <w:b/>
@@ -10308,6 +10893,7 @@
         <w:t>index</w:t>
       </w:r>
       <w:proofErr w:type="spellEnd"/>
+      <w:proofErr w:type="gramEnd"/>
       <w:r>
         <w:rPr>
           <w:b/>
@@ -10341,6 +10927,7 @@
         <w:t xml:space="preserve"> o </w:t>
       </w:r>
       <w:proofErr w:type="spellStart"/>
+      <w:proofErr w:type="gramStart"/>
       <w:r>
         <w:rPr>
           <w:b/>
@@ -10368,6 +10955,7 @@
         <w:t>index</w:t>
       </w:r>
       <w:proofErr w:type="spellEnd"/>
+      <w:proofErr w:type="gramEnd"/>
       <w:r>
         <w:rPr>
           <w:b/>
@@ -10781,6 +11369,7 @@
         </w:rPr>
         <w:t xml:space="preserve">constante </w:t>
       </w:r>
+      <w:proofErr w:type="gramStart"/>
       <w:r>
         <w:rPr>
           <w:b/>
@@ -10789,6 +11378,7 @@
         </w:rPr>
         <w:t>O(</w:t>
       </w:r>
+      <w:proofErr w:type="gramEnd"/>
       <w:r>
         <w:rPr>
           <w:b/>
@@ -11006,12 +11596,82 @@
           <w:bCs/>
           <w:lang w:val="es-MX"/>
         </w:rPr>
+        <w:t xml:space="preserve">, </w:t>
+      </w:r>
+      <w:proofErr w:type="spellStart"/>
+      <w:r>
+        <w:rPr>
+          <w:b/>
+          <w:bCs/>
+          <w:color w:val="00B0F0"/>
+          <w:lang w:val="es-MX"/>
+        </w:rPr>
+        <w:t>l</w:t>
+      </w:r>
+      <w:r>
+        <w:rPr>
+          <w:b/>
+          <w:bCs/>
+          <w:color w:val="00B0F0"/>
+          <w:lang w:val="es-MX"/>
+        </w:rPr>
+        <w:t>ista</w:t>
+      </w:r>
+      <w:r>
+        <w:rPr>
+          <w:b/>
+          <w:bCs/>
+          <w:lang w:val="es-MX"/>
+        </w:rPr>
+        <w:t>.</w:t>
+      </w:r>
+      <w:r>
+        <w:rPr>
+          <w:b/>
+          <w:bCs/>
+          <w:color w:val="FFC000"/>
+          <w:lang w:val="es-MX"/>
+        </w:rPr>
+        <w:t>pop</w:t>
+      </w:r>
+      <w:proofErr w:type="spellEnd"/>
+      <w:r>
+        <w:rPr>
+          <w:b/>
+          <w:bCs/>
+          <w:lang w:val="es-MX"/>
+        </w:rPr>
+        <w:t>(</w:t>
+      </w:r>
+      <w:r>
+        <w:rPr>
+          <w:b/>
+          <w:bCs/>
+          <w:lang w:val="es-MX"/>
+        </w:rPr>
+        <w:t>índice</w:t>
+      </w:r>
+      <w:r>
+        <w:rPr>
+          <w:b/>
+          <w:bCs/>
+          <w:lang w:val="es-MX"/>
+        </w:rPr>
+        <w:t>)</w:t>
+      </w:r>
+      <w:r>
+        <w:rPr>
+          <w:b/>
+          <w:bCs/>
+          <w:lang w:val="es-MX"/>
+        </w:rPr>
         <w:t>,</w:t>
       </w:r>
       <w:r>
         <w:rPr>
           <w:b/>
           <w:bCs/>
+          <w:color w:val="00B0F0"/>
           <w:lang w:val="es-MX"/>
         </w:rPr>
         <w:t xml:space="preserve"> </w:t>
@@ -11021,19 +11681,10 @@
         <w:rPr>
           <w:b/>
           <w:bCs/>
-          <w:color w:val="00B0F0"/>
-          <w:lang w:val="es-MX"/>
-        </w:rPr>
-        <w:t>l</w:t>
-      </w:r>
-      <w:r>
-        <w:rPr>
-          <w:b/>
-          <w:bCs/>
-          <w:color w:val="00B0F0"/>
-          <w:lang w:val="es-MX"/>
-        </w:rPr>
-        <w:t>ista</w:t>
+          <w:color w:val="ED7D31" w:themeColor="accent2"/>
+          <w:lang w:val="es-MX"/>
+        </w:rPr>
+        <w:t>diccionario</w:t>
       </w:r>
       <w:r>
         <w:rPr>
@@ -11061,14 +11712,16 @@
         </w:rPr>
         <w:t>(</w:t>
       </w:r>
-      <w:r>
-        <w:rPr>
-          <w:b/>
-          <w:bCs/>
-          <w:lang w:val="es-MX"/>
-        </w:rPr>
-        <w:t>índice</w:t>
-      </w:r>
+      <w:proofErr w:type="spellStart"/>
+      <w:r>
+        <w:rPr>
+          <w:b/>
+          <w:bCs/>
+          <w:lang w:val="es-MX"/>
+        </w:rPr>
+        <w:t>key</w:t>
+      </w:r>
+      <w:proofErr w:type="spellEnd"/>
       <w:r>
         <w:rPr>
           <w:b/>
@@ -11083,13 +11736,18 @@
           <w:bCs/>
           <w:lang w:val="es-MX"/>
         </w:rPr>
-        <w:t>,</w:t>
-      </w:r>
-      <w:r>
-        <w:rPr>
-          <w:b/>
-          <w:bCs/>
-          <w:color w:val="00B0F0"/>
+        <w:t xml:space="preserve">, </w:t>
+      </w:r>
+      <w:r>
+        <w:rPr>
+          <w:b/>
+          <w:bCs/>
+          <w:lang w:val="es-MX"/>
+        </w:rPr>
+        <w:t>o</w:t>
+      </w:r>
+      <w:r>
+        <w:rPr>
           <w:lang w:val="es-MX"/>
         </w:rPr>
         <w:t xml:space="preserve"> </w:t>
@@ -11099,10 +11757,10 @@
         <w:rPr>
           <w:b/>
           <w:bCs/>
-          <w:color w:val="ED7D31" w:themeColor="accent2"/>
-          <w:lang w:val="es-MX"/>
-        </w:rPr>
-        <w:t>diccionario</w:t>
+          <w:color w:val="C45911" w:themeColor="accent2" w:themeShade="BF"/>
+          <w:lang w:val="es-MX"/>
+        </w:rPr>
+        <w:t>conjunto</w:t>
       </w:r>
       <w:r>
         <w:rPr>
@@ -11119,7 +11777,7 @@
           <w:color w:val="FFC000"/>
           <w:lang w:val="es-MX"/>
         </w:rPr>
-        <w:t>pop</w:t>
+        <w:t>discard</w:t>
       </w:r>
       <w:proofErr w:type="spellEnd"/>
       <w:r>
@@ -11130,14 +11788,43 @@
         </w:rPr>
         <w:t>(</w:t>
       </w:r>
+      <w:r>
+        <w:rPr>
+          <w:b/>
+          <w:bCs/>
+          <w:lang w:val="es-MX"/>
+        </w:rPr>
+        <w:t>valor</w:t>
+      </w:r>
+      <w:r>
+        <w:rPr>
+          <w:b/>
+          <w:bCs/>
+          <w:lang w:val="es-MX"/>
+        </w:rPr>
+        <w:t>)</w:t>
+      </w:r>
+      <w:r>
+        <w:rPr>
+          <w:lang w:val="es-MX"/>
+        </w:rPr>
+        <w:t xml:space="preserve">: </w:t>
+      </w:r>
+      <w:r>
+        <w:rPr>
+          <w:lang w:val="es-MX"/>
+        </w:rPr>
+        <w:t xml:space="preserve">El método </w:t>
+      </w:r>
       <w:proofErr w:type="spellStart"/>
       <w:r>
         <w:rPr>
           <w:b/>
           <w:bCs/>
-          <w:lang w:val="es-MX"/>
-        </w:rPr>
-        <w:t>key</w:t>
+          <w:color w:val="FFC000"/>
+          <w:lang w:val="es-MX"/>
+        </w:rPr>
+        <w:t>remove</w:t>
       </w:r>
       <w:proofErr w:type="spellEnd"/>
       <w:r>
@@ -11146,26 +11833,95 @@
           <w:bCs/>
           <w:lang w:val="es-MX"/>
         </w:rPr>
-        <w:t>)</w:t>
-      </w:r>
-      <w:r>
-        <w:rPr>
-          <w:b/>
-          <w:bCs/>
+        <w:t>()</w:t>
+      </w:r>
+      <w:r>
+        <w:rPr>
+          <w:b/>
+          <w:bCs/>
+          <w:lang w:val="es-MX"/>
+        </w:rPr>
+        <w:t xml:space="preserve"> </w:t>
+      </w:r>
+      <w:r>
+        <w:rPr>
+          <w:lang w:val="es-MX"/>
+        </w:rPr>
+        <w:t xml:space="preserve">sirve para eliminar la primera aparición de un </w:t>
+      </w:r>
+      <w:r>
+        <w:rPr>
+          <w:lang w:val="es-MX"/>
+        </w:rPr>
+        <w:t>valor</w:t>
+      </w:r>
+      <w:r>
+        <w:rPr>
           <w:lang w:val="es-MX"/>
         </w:rPr>
         <w:t xml:space="preserve">, </w:t>
       </w:r>
       <w:r>
         <w:rPr>
-          <w:b/>
-          <w:bCs/>
-          <w:lang w:val="es-MX"/>
-        </w:rPr>
-        <w:t>o</w:t>
-      </w:r>
-      <w:r>
-        <w:rPr>
+          <w:lang w:val="es-MX"/>
+        </w:rPr>
+        <w:t xml:space="preserve">devolviendo </w:t>
+      </w:r>
+      <w:proofErr w:type="spellStart"/>
+      <w:r>
+        <w:rPr>
+          <w:lang w:val="es-MX"/>
+        </w:rPr>
+        <w:t>None</w:t>
+      </w:r>
+      <w:proofErr w:type="spellEnd"/>
+      <w:r>
+        <w:rPr>
+          <w:lang w:val="es-MX"/>
+        </w:rPr>
+        <w:t xml:space="preserve"> si elimina correctamente el elemento</w:t>
+      </w:r>
+      <w:r>
+        <w:rPr>
+          <w:lang w:val="es-MX"/>
+        </w:rPr>
+        <w:t xml:space="preserve">, </w:t>
+      </w:r>
+      <w:r>
+        <w:rPr>
+          <w:lang w:val="es-MX"/>
+        </w:rPr>
+        <w:t xml:space="preserve">pero </w:t>
+      </w:r>
+      <w:r>
+        <w:rPr>
+          <w:lang w:val="es-MX"/>
+        </w:rPr>
+        <w:t xml:space="preserve">retornando un error de tipo </w:t>
+      </w:r>
+      <w:proofErr w:type="spellStart"/>
+      <w:r>
+        <w:rPr>
+          <w:b/>
+          <w:bCs/>
+          <w:color w:val="EE0000"/>
+          <w:lang w:val="es-MX"/>
+        </w:rPr>
+        <w:t>ValueError</w:t>
+      </w:r>
+      <w:proofErr w:type="spellEnd"/>
+      <w:r>
+        <w:rPr>
+          <w:b/>
+          <w:bCs/>
+          <w:lang w:val="es-MX"/>
+        </w:rPr>
+        <w:t xml:space="preserve"> o</w:t>
+      </w:r>
+      <w:r>
+        <w:rPr>
+          <w:b/>
+          <w:bCs/>
           <w:lang w:val="es-MX"/>
         </w:rPr>
         <w:t xml:space="preserve"> </w:t>
@@ -11175,19 +11931,33 @@
         <w:rPr>
           <w:b/>
           <w:bCs/>
-          <w:color w:val="C45911" w:themeColor="accent2" w:themeShade="BF"/>
-          <w:lang w:val="es-MX"/>
-        </w:rPr>
-        <w:t>conjunto</w:t>
-      </w:r>
-      <w:r>
-        <w:rPr>
-          <w:b/>
-          <w:bCs/>
-          <w:lang w:val="es-MX"/>
-        </w:rPr>
-        <w:t>.</w:t>
-      </w:r>
+          <w:color w:val="EE0000"/>
+          <w:lang w:val="es-MX"/>
+        </w:rPr>
+        <w:t>KeyError</w:t>
+      </w:r>
+      <w:proofErr w:type="spellEnd"/>
+      <w:r>
+        <w:rPr>
+          <w:b/>
+          <w:bCs/>
+          <w:lang w:val="es-MX"/>
+        </w:rPr>
+        <w:t xml:space="preserve"> </w:t>
+      </w:r>
+      <w:r>
+        <w:rPr>
+          <w:lang w:val="es-MX"/>
+        </w:rPr>
+        <w:t>si el dato no existe</w:t>
+      </w:r>
+      <w:r>
+        <w:rPr>
+          <w:lang w:val="es-MX"/>
+        </w:rPr>
+        <w:t xml:space="preserve">; a su vez, </w:t>
+      </w:r>
+      <w:proofErr w:type="spellStart"/>
       <w:r>
         <w:rPr>
           <w:b/>
@@ -11204,219 +11974,13 @@
           <w:bCs/>
           <w:lang w:val="es-MX"/>
         </w:rPr>
-        <w:t>(</w:t>
-      </w:r>
-      <w:r>
-        <w:rPr>
-          <w:b/>
-          <w:bCs/>
-          <w:lang w:val="es-MX"/>
-        </w:rPr>
-        <w:t>valor</w:t>
-      </w:r>
-      <w:r>
-        <w:rPr>
-          <w:b/>
-          <w:bCs/>
-          <w:lang w:val="es-MX"/>
-        </w:rPr>
-        <w:t>)</w:t>
-      </w:r>
-      <w:r>
-        <w:rPr>
-          <w:lang w:val="es-MX"/>
-        </w:rPr>
-        <w:t xml:space="preserve">: </w:t>
-      </w:r>
-      <w:r>
-        <w:rPr>
-          <w:lang w:val="es-MX"/>
-        </w:rPr>
-        <w:t xml:space="preserve">El método </w:t>
-      </w:r>
-      <w:proofErr w:type="spellStart"/>
-      <w:r>
-        <w:rPr>
-          <w:b/>
-          <w:bCs/>
-          <w:color w:val="FFC000"/>
-          <w:lang w:val="es-MX"/>
-        </w:rPr>
-        <w:t>remove</w:t>
-      </w:r>
-      <w:proofErr w:type="spellEnd"/>
-      <w:r>
-        <w:rPr>
-          <w:b/>
-          <w:bCs/>
-          <w:lang w:val="es-MX"/>
-        </w:rPr>
         <w:t>()</w:t>
       </w:r>
       <w:r>
         <w:rPr>
-          <w:b/>
-          <w:bCs/>
-          <w:lang w:val="es-MX"/>
-        </w:rPr>
-        <w:t xml:space="preserve"> </w:t>
-      </w:r>
-      <w:r>
-        <w:rPr>
-          <w:lang w:val="es-MX"/>
-        </w:rPr>
-        <w:t xml:space="preserve">sirve para eliminar la primera aparición de un </w:t>
-      </w:r>
-      <w:r>
-        <w:rPr>
-          <w:lang w:val="es-MX"/>
-        </w:rPr>
-        <w:t>valor</w:t>
-      </w:r>
-      <w:r>
-        <w:rPr>
-          <w:lang w:val="es-MX"/>
-        </w:rPr>
-        <w:t xml:space="preserve">, </w:t>
-      </w:r>
-      <w:r>
-        <w:rPr>
-          <w:lang w:val="es-MX"/>
-        </w:rPr>
-        <w:t xml:space="preserve">devolviendo </w:t>
-      </w:r>
-      <w:proofErr w:type="spellStart"/>
-      <w:r>
-        <w:rPr>
-          <w:lang w:val="es-MX"/>
-        </w:rPr>
-        <w:t>None</w:t>
-      </w:r>
-      <w:proofErr w:type="spellEnd"/>
-      <w:r>
-        <w:rPr>
-          <w:lang w:val="es-MX"/>
-        </w:rPr>
-        <w:t xml:space="preserve"> si elimina correctamente el elemento</w:t>
-      </w:r>
-      <w:r>
-        <w:rPr>
-          <w:lang w:val="es-MX"/>
-        </w:rPr>
-        <w:t xml:space="preserve">, </w:t>
-      </w:r>
-      <w:r>
-        <w:rPr>
-          <w:lang w:val="es-MX"/>
-        </w:rPr>
-        <w:t xml:space="preserve">pero </w:t>
-      </w:r>
-      <w:r>
-        <w:rPr>
-          <w:lang w:val="es-MX"/>
-        </w:rPr>
-        <w:t>retorna</w:t>
-      </w:r>
-      <w:r>
-        <w:rPr>
-          <w:lang w:val="es-MX"/>
-        </w:rPr>
-        <w:t>ndo</w:t>
-      </w:r>
-      <w:r>
-        <w:rPr>
-          <w:lang w:val="es-MX"/>
-        </w:rPr>
-        <w:t xml:space="preserve"> un error de tipo </w:t>
-      </w:r>
-      <w:proofErr w:type="spellStart"/>
-      <w:r>
-        <w:rPr>
-          <w:b/>
-          <w:bCs/>
-          <w:color w:val="EE0000"/>
-          <w:lang w:val="es-MX"/>
-        </w:rPr>
-        <w:t>ValueError</w:t>
-      </w:r>
-      <w:proofErr w:type="spellEnd"/>
-      <w:r>
-        <w:rPr>
-          <w:b/>
-          <w:bCs/>
-          <w:lang w:val="es-MX"/>
-        </w:rPr>
-        <w:t xml:space="preserve"> o</w:t>
-      </w:r>
-      <w:r>
-        <w:rPr>
-          <w:b/>
-          <w:bCs/>
-          <w:lang w:val="es-MX"/>
-        </w:rPr>
-        <w:t xml:space="preserve"> </w:t>
-      </w:r>
-      <w:proofErr w:type="spellStart"/>
-      <w:r>
-        <w:rPr>
-          <w:b/>
-          <w:bCs/>
-          <w:color w:val="EE0000"/>
-          <w:lang w:val="es-MX"/>
-        </w:rPr>
-        <w:t>KeyError</w:t>
-      </w:r>
-      <w:proofErr w:type="spellEnd"/>
-      <w:r>
-        <w:rPr>
-          <w:b/>
-          <w:bCs/>
-          <w:lang w:val="es-MX"/>
-        </w:rPr>
-        <w:t xml:space="preserve"> </w:t>
-      </w:r>
-      <w:r>
-        <w:rPr>
-          <w:lang w:val="es-MX"/>
-        </w:rPr>
-        <w:t>si el dato no existe</w:t>
-      </w:r>
-      <w:r>
-        <w:rPr>
-          <w:lang w:val="es-MX"/>
-        </w:rPr>
-        <w:t xml:space="preserve">; a su vez, </w:t>
-      </w:r>
-      <w:proofErr w:type="spellStart"/>
-      <w:r>
-        <w:rPr>
-          <w:b/>
-          <w:bCs/>
-          <w:color w:val="FFC000"/>
-          <w:lang w:val="es-MX"/>
-        </w:rPr>
-        <w:t>discard</w:t>
-      </w:r>
-      <w:proofErr w:type="spellEnd"/>
-      <w:r>
-        <w:rPr>
-          <w:b/>
-          <w:bCs/>
-          <w:lang w:val="es-MX"/>
-        </w:rPr>
-        <w:t>()</w:t>
-      </w:r>
-      <w:r>
-        <w:rPr>
-          <w:lang w:val="es-MX"/>
-        </w:rPr>
-        <w:t xml:space="preserve"> </w:t>
-      </w:r>
-      <w:r>
-        <w:rPr>
-          <w:lang w:val="es-MX"/>
-        </w:rPr>
-        <w:t xml:space="preserve">hace lo mismo pero con la diferencia de que no retorna </w:t>
+          <w:lang w:val="es-MX"/>
+        </w:rPr>
+        <w:t xml:space="preserve"> hace lo mismo pero con la diferencia de que no retorna </w:t>
       </w:r>
       <w:r>
         <w:rPr>
@@ -11619,6 +12183,7 @@
         </w:rPr>
       </w:pPr>
       <w:proofErr w:type="spellStart"/>
+      <w:proofErr w:type="gramStart"/>
       <w:r>
         <w:rPr>
           <w:b/>
@@ -11646,6 +12211,7 @@
         </w:rPr>
         <w:t>(</w:t>
       </w:r>
+      <w:proofErr w:type="gramEnd"/>
       <w:r>
         <w:rPr>
           <w:b/>
@@ -11671,6 +12237,7 @@
         <w:t xml:space="preserve">, </w:t>
       </w:r>
       <w:proofErr w:type="spellStart"/>
+      <w:proofErr w:type="gramStart"/>
       <w:r>
         <w:rPr>
           <w:b/>
@@ -11695,7 +12262,27 @@
           <w:color w:val="FFC000"/>
           <w:lang w:val="es-MX"/>
         </w:rPr>
-        <w:t>keys_o_values</w:t>
+        <w:t>keys</w:t>
+      </w:r>
+      <w:proofErr w:type="gramEnd"/>
+      <w:r>
+        <w:rPr>
+          <w:b/>
+          <w:bCs/>
+          <w:color w:val="FFC000"/>
+          <w:lang w:val="es-MX"/>
+        </w:rPr>
+        <w:t>_o_</w:t>
+      </w:r>
+      <w:proofErr w:type="gramStart"/>
+      <w:r>
+        <w:rPr>
+          <w:b/>
+          <w:bCs/>
+          <w:color w:val="FFC000"/>
+          <w:lang w:val="es-MX"/>
+        </w:rPr>
+        <w:t>values</w:t>
       </w:r>
       <w:proofErr w:type="spellEnd"/>
       <w:r>
@@ -11704,7 +12291,16 @@
           <w:bCs/>
           <w:lang w:val="es-MX"/>
         </w:rPr>
-        <w:t>()</w:t>
+        <w:t>(</w:t>
+      </w:r>
+      <w:proofErr w:type="gramEnd"/>
+      <w:r>
+        <w:rPr>
+          <w:b/>
+          <w:bCs/>
+          <w:lang w:val="es-MX"/>
+        </w:rPr>
+        <w:t>)</w:t>
       </w:r>
       <w:r>
         <w:rPr>
@@ -11864,6 +12460,7 @@
           <w:lang w:val="es-MX"/>
         </w:rPr>
       </w:pPr>
+      <w:proofErr w:type="gramStart"/>
       <w:r>
         <w:rPr>
           <w:b/>
@@ -11881,6 +12478,7 @@
         </w:rPr>
         <w:t>(</w:t>
       </w:r>
+      <w:proofErr w:type="gramEnd"/>
       <w:r>
         <w:rPr>
           <w:b/>
@@ -12507,6 +13105,7 @@
           <w:szCs w:val="21"/>
           <w:lang w:val="es-MX" w:eastAsia="es-MX"/>
         </w:rPr>
+        <w:lastRenderedPageBreak/>
         <w:t>iterable</w:t>
       </w:r>
       <w:r>
@@ -12539,6 +13138,7 @@
         </w:rPr>
         <w:t xml:space="preserve"> </w:t>
       </w:r>
+      <w:proofErr w:type="gramStart"/>
       <w:r>
         <w:rPr>
           <w:rFonts w:ascii="Consolas" w:eastAsia="Times New Roman" w:hAnsi="Consolas" w:cs="Times New Roman"/>
@@ -12559,6 +13159,7 @@
         </w:rPr>
         <w:t>(</w:t>
       </w:r>
+      <w:proofErr w:type="gramEnd"/>
       <w:r>
         <w:rPr>
           <w:rFonts w:ascii="Consolas" w:eastAsia="Times New Roman" w:hAnsi="Consolas" w:cs="Times New Roman"/>
@@ -12615,6 +13216,7 @@
         </w:rPr>
       </w:pPr>
       <w:proofErr w:type="spellStart"/>
+      <w:proofErr w:type="gramStart"/>
       <w:r>
         <w:rPr>
           <w:b/>
@@ -12622,7 +13224,6 @@
           <w:color w:val="FFC000"/>
           <w:lang w:val="es-MX"/>
         </w:rPr>
-        <w:lastRenderedPageBreak/>
         <w:t>list</w:t>
       </w:r>
       <w:proofErr w:type="spellEnd"/>
@@ -12632,7 +13233,16 @@
           <w:bCs/>
           <w:lang w:val="es-MX"/>
         </w:rPr>
-        <w:t>()</w:t>
+        <w:t>(</w:t>
+      </w:r>
+      <w:proofErr w:type="gramEnd"/>
+      <w:r>
+        <w:rPr>
+          <w:b/>
+          <w:bCs/>
+          <w:lang w:val="es-MX"/>
+        </w:rPr>
+        <w:t>)</w:t>
       </w:r>
       <w:r>
         <w:rPr>
@@ -12641,6 +13251,7 @@
         <w:t xml:space="preserve">, </w:t>
       </w:r>
       <w:proofErr w:type="spellStart"/>
+      <w:proofErr w:type="gramStart"/>
       <w:r>
         <w:rPr>
           <w:b/>
@@ -12657,17 +13268,27 @@
           <w:bCs/>
           <w:lang w:val="es-MX"/>
         </w:rPr>
-        <w:t>()</w:t>
-      </w:r>
-      <w:r>
-        <w:rPr>
-          <w:b/>
-          <w:bCs/>
-          <w:lang w:val="es-MX"/>
-        </w:rPr>
-        <w:t xml:space="preserve"> o </w:t>
+        <w:t>(</w:t>
+      </w:r>
+      <w:proofErr w:type="gramEnd"/>
+      <w:r>
+        <w:rPr>
+          <w:b/>
+          <w:bCs/>
+          <w:lang w:val="es-MX"/>
+        </w:rPr>
+        <w:t>)</w:t>
+      </w:r>
+      <w:r>
+        <w:rPr>
+          <w:b/>
+          <w:bCs/>
+          <w:lang w:val="es-MX"/>
+        </w:rPr>
+        <w:t xml:space="preserve">, </w:t>
       </w:r>
       <w:proofErr w:type="spellStart"/>
+      <w:proofErr w:type="gramStart"/>
       <w:r>
         <w:rPr>
           <w:b/>
@@ -12684,7 +13305,59 @@
           <w:bCs/>
           <w:lang w:val="es-MX"/>
         </w:rPr>
-        <w:t>()</w:t>
+        <w:t>(</w:t>
+      </w:r>
+      <w:proofErr w:type="gramEnd"/>
+      <w:r>
+        <w:rPr>
+          <w:b/>
+          <w:bCs/>
+          <w:lang w:val="es-MX"/>
+        </w:rPr>
+        <w:t>)</w:t>
+      </w:r>
+      <w:r>
+        <w:rPr>
+          <w:b/>
+          <w:bCs/>
+          <w:lang w:val="es-MX"/>
+        </w:rPr>
+        <w:t xml:space="preserve"> </w:t>
+      </w:r>
+      <w:r>
+        <w:rPr>
+          <w:b/>
+          <w:bCs/>
+          <w:lang w:val="es-MX"/>
+        </w:rPr>
+        <w:t xml:space="preserve">o </w:t>
+      </w:r>
+      <w:proofErr w:type="gramStart"/>
+      <w:r>
+        <w:rPr>
+          <w:b/>
+          <w:bCs/>
+          <w:color w:val="FFC000"/>
+          <w:lang w:val="es-MX"/>
+        </w:rPr>
+        <w:t>set</w:t>
+      </w:r>
+      <w:r>
+        <w:rPr>
+          <w:b/>
+          <w:bCs/>
+          <w:lang w:val="es-MX"/>
+        </w:rPr>
+        <w:t>(</w:t>
+      </w:r>
+      <w:proofErr w:type="gramEnd"/>
+      <w:r>
+        <w:rPr>
+          <w:b/>
+          <w:bCs/>
+          <w:lang w:val="es-MX"/>
+        </w:rPr>
+        <w:t>)</w:t>
       </w:r>
       <w:r>
         <w:rPr>
@@ -12947,6 +13620,7 @@
         </w:rPr>
       </w:pPr>
       <w:proofErr w:type="spellStart"/>
+      <w:proofErr w:type="gramStart"/>
       <w:r>
         <w:rPr>
           <w:b/>
@@ -12974,6 +13648,7 @@
         <w:t>items</w:t>
       </w:r>
       <w:proofErr w:type="spellEnd"/>
+      <w:proofErr w:type="gramEnd"/>
       <w:r>
         <w:rPr>
           <w:b/>
@@ -12994,7 +13669,43 @@
         <w:rPr>
           <w:lang w:val="es-MX"/>
         </w:rPr>
-        <w:t xml:space="preserve">Método que devuelve una </w:t>
+        <w:t>Método que devuelve un</w:t>
+      </w:r>
+      <w:r>
+        <w:rPr>
+          <w:lang w:val="es-MX"/>
+        </w:rPr>
+        <w:t xml:space="preserve"> objeto </w:t>
+      </w:r>
+      <w:proofErr w:type="spellStart"/>
+      <w:r>
+        <w:rPr>
+          <w:b/>
+          <w:bCs/>
+          <w:lang w:val="es-MX"/>
+        </w:rPr>
+        <w:t>dict_</w:t>
+      </w:r>
+      <w:r>
+        <w:rPr>
+          <w:b/>
+          <w:bCs/>
+          <w:lang w:val="es-MX"/>
+        </w:rPr>
+        <w:t>items</w:t>
+      </w:r>
+      <w:proofErr w:type="spellEnd"/>
+      <w:r>
+        <w:rPr>
+          <w:lang w:val="es-MX"/>
+        </w:rPr>
+        <w:t xml:space="preserve"> </w:t>
+      </w:r>
+      <w:r>
+        <w:rPr>
+          <w:lang w:val="es-MX"/>
+        </w:rPr>
+        <w:t xml:space="preserve">el cual tiene forma de una </w:t>
       </w:r>
       <w:r>
         <w:rPr>
@@ -13082,7 +13793,19 @@
         <w:rPr>
           <w:lang w:val="es-MX"/>
         </w:rPr>
-        <w:t xml:space="preserve"> dentro de las </w:t>
+        <w:t xml:space="preserve"> </w:t>
+      </w:r>
+      <w:r>
+        <w:rPr>
+          <w:lang w:val="es-MX"/>
+        </w:rPr>
+        <w:t xml:space="preserve">en </w:t>
+      </w:r>
+      <w:r>
+        <w:rPr>
+          <w:lang w:val="es-MX"/>
+        </w:rPr>
+        <w:t xml:space="preserve">las </w:t>
       </w:r>
       <w:r>
         <w:rPr>
@@ -13212,7 +13935,7 @@
       <w:pPr>
         <w:pStyle w:val="Ttulo1"/>
       </w:pPr>
-      <w:bookmarkStart w:id="1" w:name="_Toc223071410"/>
+      <w:bookmarkStart w:id="1" w:name="_Toc223938835"/>
       <w:r>
         <w:t>Condicionales y Bucles</w:t>
       </w:r>
@@ -13225,7 +13948,7 @@
           <w:lang w:val="es-MX"/>
         </w:rPr>
       </w:pPr>
-      <w:bookmarkStart w:id="2" w:name="_Toc223071411"/>
+      <w:bookmarkStart w:id="2" w:name="_Toc223938836"/>
       <w:r>
         <w:rPr>
           <w:lang w:val="es-MX"/>
@@ -13564,6 +14287,7 @@
         </w:rPr>
       </w:pPr>
       <w:proofErr w:type="spellStart"/>
+      <w:proofErr w:type="gramStart"/>
       <w:r>
         <w:rPr>
           <w:rFonts w:ascii="Consolas" w:eastAsia="Times New Roman" w:hAnsi="Consolas" w:cs="Times New Roman"/>
@@ -13585,6 +14309,7 @@
         </w:rPr>
         <w:t>(</w:t>
       </w:r>
+      <w:proofErr w:type="gramEnd"/>
       <w:r>
         <w:rPr>
           <w:rFonts w:ascii="Consolas" w:eastAsia="Times New Roman" w:hAnsi="Consolas" w:cs="Times New Roman"/>
@@ -13866,6 +14591,7 @@
         </w:rPr>
       </w:pPr>
       <w:proofErr w:type="spellStart"/>
+      <w:proofErr w:type="gramStart"/>
       <w:r>
         <w:rPr>
           <w:rFonts w:ascii="Consolas" w:eastAsia="Times New Roman" w:hAnsi="Consolas" w:cs="Times New Roman"/>
@@ -13897,6 +14623,7 @@
         </w:rPr>
         <w:t>(</w:t>
       </w:r>
+      <w:proofErr w:type="gramEnd"/>
       <w:r>
         <w:rPr>
           <w:rFonts w:ascii="Consolas" w:eastAsia="Times New Roman" w:hAnsi="Consolas" w:cs="Times New Roman"/>
@@ -14070,6 +14797,7 @@
         </w:rPr>
       </w:pPr>
       <w:proofErr w:type="spellStart"/>
+      <w:proofErr w:type="gramStart"/>
       <w:r>
         <w:rPr>
           <w:rFonts w:ascii="Consolas" w:eastAsia="Times New Roman" w:hAnsi="Consolas" w:cs="Times New Roman"/>
@@ -14101,6 +14829,7 @@
         </w:rPr>
         <w:t>(</w:t>
       </w:r>
+      <w:proofErr w:type="gramEnd"/>
       <w:r>
         <w:rPr>
           <w:rFonts w:ascii="Consolas" w:eastAsia="Times New Roman" w:hAnsi="Consolas" w:cs="Times New Roman"/>
@@ -14293,6 +15022,7 @@
         </w:rPr>
       </w:pPr>
       <w:proofErr w:type="spellStart"/>
+      <w:proofErr w:type="gramStart"/>
       <w:r>
         <w:rPr>
           <w:rFonts w:ascii="Consolas" w:eastAsia="Times New Roman" w:hAnsi="Consolas" w:cs="Times New Roman"/>
@@ -14324,6 +15054,7 @@
         </w:rPr>
         <w:t>(</w:t>
       </w:r>
+      <w:proofErr w:type="gramEnd"/>
       <w:r>
         <w:rPr>
           <w:rFonts w:ascii="Consolas" w:eastAsia="Times New Roman" w:hAnsi="Consolas" w:cs="Times New Roman"/>
@@ -14659,12 +15390,13 @@
           <w:lang w:val="en-US"/>
         </w:rPr>
       </w:pPr>
-      <w:bookmarkStart w:id="3" w:name="_Toc223071412"/>
+      <w:bookmarkStart w:id="3" w:name="_Toc223938837"/>
       <w:proofErr w:type="spellStart"/>
       <w:r>
         <w:rPr>
           <w:lang w:val="en-US"/>
         </w:rPr>
+        <w:lastRenderedPageBreak/>
         <w:t>Bucler</w:t>
       </w:r>
       <w:proofErr w:type="spellEnd"/>
@@ -14762,6 +15494,7 @@
         <w:t xml:space="preserve"> variable in </w:t>
       </w:r>
       <w:proofErr w:type="spellStart"/>
+      <w:proofErr w:type="gramStart"/>
       <w:r>
         <w:rPr>
           <w:b/>
@@ -14777,7 +15510,16 @@
           <w:bCs/>
           <w:lang w:val="es-MX"/>
         </w:rPr>
-        <w:t>(0, n</w:t>
+        <w:t>(</w:t>
+      </w:r>
+      <w:proofErr w:type="gramEnd"/>
+      <w:r>
+        <w:rPr>
+          <w:b/>
+          <w:bCs/>
+          <w:lang w:val="es-MX"/>
+        </w:rPr>
+        <w:t>0, n</w:t>
       </w:r>
       <w:r>
         <w:rPr>
@@ -14825,14 +15567,7 @@
         <w:rPr>
           <w:lang w:val="es-MX"/>
         </w:rPr>
-        <w:t xml:space="preserve">solo existirá </w:t>
-      </w:r>
-      <w:r>
-        <w:rPr>
-          <w:lang w:val="es-MX"/>
-        </w:rPr>
-        <w:lastRenderedPageBreak/>
-        <w:t>dentro del bucle</w:t>
+        <w:t>solo existirá dentro del bucle</w:t>
       </w:r>
       <w:r>
         <w:rPr>
@@ -14847,6 +15582,7 @@
         <w:t xml:space="preserve">adoptará el rango de valores dados por </w:t>
       </w:r>
       <w:proofErr w:type="spellStart"/>
+      <w:proofErr w:type="gramStart"/>
       <w:r>
         <w:rPr>
           <w:b/>
@@ -14864,6 +15600,7 @@
         </w:rPr>
         <w:t>(</w:t>
       </w:r>
+      <w:proofErr w:type="gramEnd"/>
       <w:r>
         <w:rPr>
           <w:b/>
@@ -15102,6 +15839,7 @@
         <w:t xml:space="preserve"> </w:t>
       </w:r>
       <w:proofErr w:type="spellStart"/>
+      <w:proofErr w:type="gramStart"/>
       <w:r>
         <w:rPr>
           <w:rFonts w:ascii="Consolas" w:eastAsia="Times New Roman" w:hAnsi="Consolas" w:cs="Times New Roman"/>
@@ -15123,6 +15861,7 @@
         </w:rPr>
         <w:t>(</w:t>
       </w:r>
+      <w:proofErr w:type="gramEnd"/>
       <w:r>
         <w:rPr>
           <w:rFonts w:ascii="Consolas" w:eastAsia="Times New Roman" w:hAnsi="Consolas" w:cs="Times New Roman"/>
@@ -15212,7 +15951,73 @@
           <w:szCs w:val="21"/>
           <w:lang w:val="es-MX" w:eastAsia="es-MX"/>
         </w:rPr>
-        <w:t>La fórmula del factorial es: n! = 1*2*3*...*(n-1)*n</w:t>
+        <w:t xml:space="preserve">La fórmula </w:t>
+      </w:r>
+      <w:proofErr w:type="gramStart"/>
+      <w:r>
+        <w:rPr>
+          <w:rFonts w:ascii="Consolas" w:eastAsia="Times New Roman" w:hAnsi="Consolas" w:cs="Times New Roman"/>
+          <w:color w:val="6A9955"/>
+          <w:sz w:val="21"/>
+          <w:szCs w:val="21"/>
+          <w:lang w:val="es-MX" w:eastAsia="es-MX"/>
+        </w:rPr>
+        <w:t>del factorial</w:t>
+      </w:r>
+      <w:proofErr w:type="gramEnd"/>
+      <w:r>
+        <w:rPr>
+          <w:rFonts w:ascii="Consolas" w:eastAsia="Times New Roman" w:hAnsi="Consolas" w:cs="Times New Roman"/>
+          <w:color w:val="6A9955"/>
+          <w:sz w:val="21"/>
+          <w:szCs w:val="21"/>
+          <w:lang w:val="es-MX" w:eastAsia="es-MX"/>
+        </w:rPr>
+        <w:t xml:space="preserve"> es: </w:t>
+      </w:r>
+      <w:proofErr w:type="gramStart"/>
+      <w:r>
+        <w:rPr>
+          <w:rFonts w:ascii="Consolas" w:eastAsia="Times New Roman" w:hAnsi="Consolas" w:cs="Times New Roman"/>
+          <w:color w:val="6A9955"/>
+          <w:sz w:val="21"/>
+          <w:szCs w:val="21"/>
+          <w:lang w:val="es-MX" w:eastAsia="es-MX"/>
+        </w:rPr>
+        <w:t>n!</w:t>
+      </w:r>
+      <w:proofErr w:type="gramEnd"/>
+      <w:r>
+        <w:rPr>
+          <w:rFonts w:ascii="Consolas" w:eastAsia="Times New Roman" w:hAnsi="Consolas" w:cs="Times New Roman"/>
+          <w:color w:val="6A9955"/>
+          <w:sz w:val="21"/>
+          <w:szCs w:val="21"/>
+          <w:lang w:val="es-MX" w:eastAsia="es-MX"/>
+        </w:rPr>
+        <w:t xml:space="preserve"> = 1*2*3*...*(n-</w:t>
+      </w:r>
+      <w:proofErr w:type="gramStart"/>
+      <w:r>
+        <w:rPr>
+          <w:rFonts w:ascii="Consolas" w:eastAsia="Times New Roman" w:hAnsi="Consolas" w:cs="Times New Roman"/>
+          <w:color w:val="6A9955"/>
+          <w:sz w:val="21"/>
+          <w:szCs w:val="21"/>
+          <w:lang w:val="es-MX" w:eastAsia="es-MX"/>
+        </w:rPr>
+        <w:t>1)*</w:t>
+      </w:r>
+      <w:proofErr w:type="gramEnd"/>
+      <w:r>
+        <w:rPr>
+          <w:rFonts w:ascii="Consolas" w:eastAsia="Times New Roman" w:hAnsi="Consolas" w:cs="Times New Roman"/>
+          <w:color w:val="6A9955"/>
+          <w:sz w:val="21"/>
+          <w:szCs w:val="21"/>
+          <w:lang w:val="es-MX" w:eastAsia="es-MX"/>
+        </w:rPr>
+        <w:t>n</w:t>
       </w:r>
     </w:p>
     <w:p>
@@ -15700,6 +16505,7 @@
         </w:rPr>
         <w:t>(</w:t>
       </w:r>
+      <w:proofErr w:type="gramStart"/>
       <w:r>
         <w:rPr>
           <w:rFonts w:ascii="Consolas" w:eastAsia="Times New Roman" w:hAnsi="Consolas" w:cs="Times New Roman"/>
@@ -15720,6 +16526,7 @@
         </w:rPr>
         <w:t>[</w:t>
       </w:r>
+      <w:proofErr w:type="gramEnd"/>
       <w:r>
         <w:rPr>
           <w:rFonts w:ascii="Consolas" w:eastAsia="Times New Roman" w:hAnsi="Consolas" w:cs="Times New Roman"/>
@@ -15826,6 +16633,7 @@
         </w:rPr>
         <w:t>(</w:t>
       </w:r>
+      <w:proofErr w:type="gramStart"/>
       <w:r>
         <w:rPr>
           <w:rFonts w:ascii="Consolas" w:eastAsia="Times New Roman" w:hAnsi="Consolas" w:cs="Times New Roman"/>
@@ -15846,6 +16654,7 @@
         </w:rPr>
         <w:t>[</w:t>
       </w:r>
+      <w:proofErr w:type="gramEnd"/>
       <w:r>
         <w:rPr>
           <w:rFonts w:ascii="Consolas" w:eastAsia="Times New Roman" w:hAnsi="Consolas" w:cs="Times New Roman"/>
@@ -15896,7 +16705,29 @@
           <w:szCs w:val="14"/>
           <w:lang w:val="es-MX" w:eastAsia="es-MX"/>
         </w:rPr>
-        <w:t xml:space="preserve">(A[0]) = </w:t>
+        <w:t>(</w:t>
+      </w:r>
+      <w:proofErr w:type="gramStart"/>
+      <w:r>
+        <w:rPr>
+          <w:rFonts w:ascii="Consolas" w:eastAsia="Times New Roman" w:hAnsi="Consolas" w:cs="Times New Roman"/>
+          <w:color w:val="6A9955"/>
+          <w:sz w:val="14"/>
+          <w:szCs w:val="14"/>
+          <w:lang w:val="es-MX" w:eastAsia="es-MX"/>
+        </w:rPr>
+        <w:t>A[</w:t>
+      </w:r>
+      <w:proofErr w:type="gramEnd"/>
+      <w:r>
+        <w:rPr>
+          <w:rFonts w:ascii="Consolas" w:eastAsia="Times New Roman" w:hAnsi="Consolas" w:cs="Times New Roman"/>
+          <w:color w:val="6A9955"/>
+          <w:sz w:val="14"/>
+          <w:szCs w:val="14"/>
+          <w:lang w:val="es-MX" w:eastAsia="es-MX"/>
+        </w:rPr>
+        <w:t xml:space="preserve">0]) = </w:t>
       </w:r>
       <w:proofErr w:type="spellStart"/>
       <w:r>
@@ -15997,6 +16828,7 @@
         <w:t xml:space="preserve"> </w:t>
       </w:r>
       <w:proofErr w:type="spellStart"/>
+      <w:proofErr w:type="gramStart"/>
       <w:r>
         <w:rPr>
           <w:rFonts w:ascii="Consolas" w:eastAsia="Times New Roman" w:hAnsi="Consolas" w:cs="Times New Roman"/>
@@ -16018,6 +16850,7 @@
         </w:rPr>
         <w:t>(</w:t>
       </w:r>
+      <w:proofErr w:type="gramEnd"/>
       <w:r>
         <w:rPr>
           <w:rFonts w:ascii="Consolas" w:eastAsia="Times New Roman" w:hAnsi="Consolas" w:cs="Times New Roman"/>
@@ -16155,6 +16988,7 @@
         <w:t xml:space="preserve"> </w:t>
       </w:r>
       <w:proofErr w:type="spellStart"/>
+      <w:proofErr w:type="gramStart"/>
       <w:r>
         <w:rPr>
           <w:rFonts w:ascii="Consolas" w:eastAsia="Times New Roman" w:hAnsi="Consolas" w:cs="Times New Roman"/>
@@ -16176,6 +17010,7 @@
         </w:rPr>
         <w:t>(</w:t>
       </w:r>
+      <w:proofErr w:type="gramEnd"/>
       <w:r>
         <w:rPr>
           <w:rFonts w:ascii="Consolas" w:eastAsia="Times New Roman" w:hAnsi="Consolas" w:cs="Times New Roman"/>
@@ -16407,6 +17242,7 @@
         <w:t xml:space="preserve"> </w:t>
       </w:r>
       <w:proofErr w:type="spellStart"/>
+      <w:proofErr w:type="gramStart"/>
       <w:r>
         <w:rPr>
           <w:rFonts w:ascii="Consolas" w:eastAsia="Times New Roman" w:hAnsi="Consolas" w:cs="Times New Roman"/>
@@ -16428,6 +17264,7 @@
         </w:rPr>
         <w:t>(</w:t>
       </w:r>
+      <w:proofErr w:type="gramEnd"/>
       <w:r>
         <w:rPr>
           <w:rFonts w:ascii="Consolas" w:eastAsia="Times New Roman" w:hAnsi="Consolas" w:cs="Times New Roman"/>
@@ -16562,6 +17399,7 @@
         </w:rPr>
         <w:t xml:space="preserve"> </w:t>
       </w:r>
+      <w:proofErr w:type="gramStart"/>
       <w:r>
         <w:rPr>
           <w:rFonts w:ascii="Consolas" w:eastAsia="Times New Roman" w:hAnsi="Consolas" w:cs="Times New Roman"/>
@@ -16592,6 +17430,7 @@
         </w:rPr>
         <w:t>A</w:t>
       </w:r>
+      <w:proofErr w:type="gramEnd"/>
       <w:r>
         <w:rPr>
           <w:rFonts w:ascii="Consolas" w:eastAsia="Times New Roman" w:hAnsi="Consolas" w:cs="Times New Roman"/>
@@ -17461,6 +18300,7 @@
         <w:t xml:space="preserve">    </w:t>
       </w:r>
       <w:proofErr w:type="spellStart"/>
+      <w:proofErr w:type="gramStart"/>
       <w:r>
         <w:rPr>
           <w:rFonts w:ascii="Consolas" w:eastAsia="Times New Roman" w:hAnsi="Consolas" w:cs="Times New Roman"/>
@@ -17492,6 +18332,7 @@
         <w:t>append</w:t>
       </w:r>
       <w:proofErr w:type="spellEnd"/>
+      <w:proofErr w:type="gramEnd"/>
       <w:r>
         <w:rPr>
           <w:rFonts w:ascii="Consolas" w:eastAsia="Times New Roman" w:hAnsi="Consolas" w:cs="Times New Roman"/>
@@ -17575,6 +18416,7 @@
         <w:t xml:space="preserve">tilizar: </w:t>
       </w:r>
       <w:proofErr w:type="spellStart"/>
+      <w:proofErr w:type="gramStart"/>
       <w:r>
         <w:rPr>
           <w:rFonts w:ascii="Consolas" w:eastAsia="Times New Roman" w:hAnsi="Consolas" w:cs="Times New Roman"/>
@@ -17586,6 +18428,7 @@
         <w:t>letras.append</w:t>
       </w:r>
       <w:proofErr w:type="spellEnd"/>
+      <w:proofErr w:type="gramEnd"/>
       <w:r>
         <w:rPr>
           <w:rFonts w:ascii="Consolas" w:eastAsia="Times New Roman" w:hAnsi="Consolas" w:cs="Times New Roman"/>
@@ -18304,6 +19147,7 @@
         </w:rPr>
         <w:t xml:space="preserve"> </w:t>
       </w:r>
+      <w:proofErr w:type="gramStart"/>
       <w:r>
         <w:rPr>
           <w:rFonts w:ascii="Consolas" w:eastAsia="Times New Roman" w:hAnsi="Consolas" w:cs="Times New Roman"/>
@@ -18324,6 +19168,7 @@
         </w:rPr>
         <w:t>(</w:t>
       </w:r>
+      <w:proofErr w:type="gramEnd"/>
       <w:r>
         <w:rPr>
           <w:rFonts w:ascii="Consolas" w:eastAsia="Times New Roman" w:hAnsi="Consolas" w:cs="Times New Roman"/>
@@ -18696,6 +19541,7 @@
           <w:szCs w:val="14"/>
           <w:lang w:val="es-MX" w:eastAsia="es-MX"/>
         </w:rPr>
+        <w:lastRenderedPageBreak/>
         <w:t xml:space="preserve">    </w:t>
       </w:r>
       <w:r>
@@ -18960,6 +19806,7 @@
         </w:rPr>
         <w:t xml:space="preserve"> </w:t>
       </w:r>
+      <w:proofErr w:type="gramStart"/>
       <w:r>
         <w:rPr>
           <w:rFonts w:ascii="Consolas" w:eastAsia="Times New Roman" w:hAnsi="Consolas" w:cs="Times New Roman"/>
@@ -18980,6 +19827,7 @@
         </w:rPr>
         <w:t>(</w:t>
       </w:r>
+      <w:proofErr w:type="gramEnd"/>
       <w:r>
         <w:rPr>
           <w:rFonts w:ascii="Consolas" w:eastAsia="Times New Roman" w:hAnsi="Consolas" w:cs="Times New Roman"/>
@@ -19044,10 +19892,10 @@
           <w:szCs w:val="14"/>
           <w:lang w:eastAsia="es-MX"/>
         </w:rPr>
-        <w:lastRenderedPageBreak/>
         <w:t xml:space="preserve">        </w:t>
       </w:r>
       <w:proofErr w:type="spellStart"/>
+      <w:proofErr w:type="gramStart"/>
       <w:r>
         <w:rPr>
           <w:rFonts w:ascii="Consolas" w:eastAsia="Times New Roman" w:hAnsi="Consolas" w:cs="Times New Roman"/>
@@ -19070,6 +19918,7 @@
         <w:t>(</w:t>
       </w:r>
       <w:proofErr w:type="spellStart"/>
+      <w:proofErr w:type="gramEnd"/>
       <w:r>
         <w:rPr>
           <w:rFonts w:ascii="Consolas" w:eastAsia="Times New Roman" w:hAnsi="Consolas" w:cs="Times New Roman"/>
@@ -19301,9 +20150,32 @@
           <w:szCs w:val="14"/>
           <w:lang w:val="es-MX" w:eastAsia="es-MX"/>
         </w:rPr>
-        <w:t xml:space="preserve">#append(): El método </w:t>
+        <w:t>#</w:t>
+      </w:r>
+      <w:proofErr w:type="gramStart"/>
+      <w:r>
+        <w:rPr>
+          <w:rFonts w:ascii="Consolas" w:eastAsia="Times New Roman" w:hAnsi="Consolas" w:cs="Times New Roman"/>
+          <w:color w:val="6A9955"/>
+          <w:sz w:val="14"/>
+          <w:szCs w:val="14"/>
+          <w:lang w:val="es-MX" w:eastAsia="es-MX"/>
+        </w:rPr>
+        <w:t>append(</w:t>
+      </w:r>
+      <w:proofErr w:type="gramEnd"/>
+      <w:r>
+        <w:rPr>
+          <w:rFonts w:ascii="Consolas" w:eastAsia="Times New Roman" w:hAnsi="Consolas" w:cs="Times New Roman"/>
+          <w:color w:val="6A9955"/>
+          <w:sz w:val="14"/>
+          <w:szCs w:val="14"/>
+          <w:lang w:val="es-MX" w:eastAsia="es-MX"/>
+        </w:rPr>
+        <w:t xml:space="preserve">): El método </w:t>
       </w:r>
       <w:proofErr w:type="spellStart"/>
+      <w:proofErr w:type="gramStart"/>
       <w:r>
         <w:rPr>
           <w:rFonts w:ascii="Consolas" w:eastAsia="Times New Roman" w:hAnsi="Consolas" w:cs="Times New Roman"/>
@@ -19323,7 +20195,18 @@
           <w:szCs w:val="14"/>
           <w:lang w:val="es-MX" w:eastAsia="es-MX"/>
         </w:rPr>
-        <w:t>() sirve para agregar valores a una lista, array o diccionario</w:t>
+        <w:t>(</w:t>
+      </w:r>
+      <w:proofErr w:type="gramEnd"/>
+      <w:r>
+        <w:rPr>
+          <w:rFonts w:ascii="Consolas" w:eastAsia="Times New Roman" w:hAnsi="Consolas" w:cs="Times New Roman"/>
+          <w:color w:val="6A9955"/>
+          <w:sz w:val="14"/>
+          <w:szCs w:val="14"/>
+          <w:lang w:val="es-MX" w:eastAsia="es-MX"/>
+        </w:rPr>
+        <w:t>) sirve para agregar valores a una lista, array o diccionario</w:t>
       </w:r>
     </w:p>
     <w:p>
@@ -19747,15 +20630,27 @@
         </w:rPr>
         <w:t>#</w:t>
       </w:r>
-      <w:r>
-        <w:rPr>
-          <w:rFonts w:ascii="Consolas" w:eastAsia="Times New Roman" w:hAnsi="Consolas" w:cs="Times New Roman"/>
-          <w:color w:val="6A9955"/>
-          <w:sz w:val="14"/>
-          <w:szCs w:val="14"/>
-          <w:lang w:val="es-MX" w:eastAsia="es-MX"/>
-        </w:rPr>
-        <w:t xml:space="preserve">sorted(): </w:t>
+      <w:proofErr w:type="gramStart"/>
+      <w:r>
+        <w:rPr>
+          <w:rFonts w:ascii="Consolas" w:eastAsia="Times New Roman" w:hAnsi="Consolas" w:cs="Times New Roman"/>
+          <w:color w:val="6A9955"/>
+          <w:sz w:val="14"/>
+          <w:szCs w:val="14"/>
+          <w:lang w:val="es-MX" w:eastAsia="es-MX"/>
+        </w:rPr>
+        <w:t>sorted(</w:t>
+      </w:r>
+      <w:proofErr w:type="gramEnd"/>
+      <w:r>
+        <w:rPr>
+          <w:rFonts w:ascii="Consolas" w:eastAsia="Times New Roman" w:hAnsi="Consolas" w:cs="Times New Roman"/>
+          <w:color w:val="6A9955"/>
+          <w:sz w:val="14"/>
+          <w:szCs w:val="14"/>
+          <w:lang w:val="es-MX" w:eastAsia="es-MX"/>
+        </w:rPr>
+        <w:t xml:space="preserve">): </w:t>
       </w:r>
       <w:r>
         <w:rPr>
@@ -19915,15 +20810,27 @@
         </w:rPr>
         <w:t>#</w:t>
       </w:r>
-      <w:r>
-        <w:rPr>
-          <w:rFonts w:ascii="Consolas" w:eastAsia="Times New Roman" w:hAnsi="Consolas" w:cs="Times New Roman"/>
-          <w:color w:val="6A9955"/>
-          <w:sz w:val="14"/>
-          <w:szCs w:val="14"/>
-          <w:lang w:val="es-MX" w:eastAsia="es-MX"/>
-        </w:rPr>
-        <w:t xml:space="preserve">set(): </w:t>
+      <w:proofErr w:type="gramStart"/>
+      <w:r>
+        <w:rPr>
+          <w:rFonts w:ascii="Consolas" w:eastAsia="Times New Roman" w:hAnsi="Consolas" w:cs="Times New Roman"/>
+          <w:color w:val="6A9955"/>
+          <w:sz w:val="14"/>
+          <w:szCs w:val="14"/>
+          <w:lang w:val="es-MX" w:eastAsia="es-MX"/>
+        </w:rPr>
+        <w:t>set(</w:t>
+      </w:r>
+      <w:proofErr w:type="gramEnd"/>
+      <w:r>
+        <w:rPr>
+          <w:rFonts w:ascii="Consolas" w:eastAsia="Times New Roman" w:hAnsi="Consolas" w:cs="Times New Roman"/>
+          <w:color w:val="6A9955"/>
+          <w:sz w:val="14"/>
+          <w:szCs w:val="14"/>
+          <w:lang w:val="es-MX" w:eastAsia="es-MX"/>
+        </w:rPr>
+        <w:t xml:space="preserve">): </w:t>
       </w:r>
       <w:r>
         <w:rPr>
@@ -20503,6 +21410,7 @@
         </w:rPr>
         <w:t xml:space="preserve"> </w:t>
       </w:r>
+      <w:proofErr w:type="gramStart"/>
       <w:r>
         <w:rPr>
           <w:rFonts w:ascii="Consolas" w:eastAsia="Times New Roman" w:hAnsi="Consolas" w:cs="Times New Roman"/>
@@ -20523,6 +21431,7 @@
         </w:rPr>
         <w:t>(</w:t>
       </w:r>
+      <w:proofErr w:type="gramEnd"/>
       <w:r>
         <w:rPr>
           <w:rFonts w:ascii="Consolas" w:eastAsia="Times New Roman" w:hAnsi="Consolas" w:cs="Times New Roman"/>
@@ -20747,6 +21656,7 @@
         </w:rPr>
         <w:t xml:space="preserve"> </w:t>
       </w:r>
+      <w:proofErr w:type="gramStart"/>
       <w:r>
         <w:rPr>
           <w:rFonts w:ascii="Consolas" w:eastAsia="Times New Roman" w:hAnsi="Consolas" w:cs="Times New Roman"/>
@@ -20767,6 +21677,7 @@
         </w:rPr>
         <w:t>(</w:t>
       </w:r>
+      <w:proofErr w:type="gramEnd"/>
       <w:r>
         <w:rPr>
           <w:rFonts w:ascii="Consolas" w:eastAsia="Times New Roman" w:hAnsi="Consolas" w:cs="Times New Roman"/>
@@ -21202,6 +22113,7 @@
         <w:t xml:space="preserve">    </w:t>
       </w:r>
       <w:proofErr w:type="spellStart"/>
+      <w:proofErr w:type="gramStart"/>
       <w:r>
         <w:rPr>
           <w:rFonts w:ascii="Consolas" w:eastAsia="Times New Roman" w:hAnsi="Consolas" w:cs="Times New Roman"/>
@@ -21233,6 +22145,7 @@
         <w:t>append</w:t>
       </w:r>
       <w:proofErr w:type="spellEnd"/>
+      <w:proofErr w:type="gramEnd"/>
       <w:r>
         <w:rPr>
           <w:rFonts w:ascii="Consolas" w:eastAsia="Times New Roman" w:hAnsi="Consolas" w:cs="Times New Roman"/>
@@ -21273,9 +22186,32 @@
           <w:szCs w:val="14"/>
           <w:lang w:val="es-MX" w:eastAsia="es-MX"/>
         </w:rPr>
-        <w:t xml:space="preserve">#append(): El método </w:t>
+        <w:t>#</w:t>
+      </w:r>
+      <w:proofErr w:type="gramStart"/>
+      <w:r>
+        <w:rPr>
+          <w:rFonts w:ascii="Consolas" w:eastAsia="Times New Roman" w:hAnsi="Consolas" w:cs="Times New Roman"/>
+          <w:color w:val="6A9955"/>
+          <w:sz w:val="14"/>
+          <w:szCs w:val="14"/>
+          <w:lang w:val="es-MX" w:eastAsia="es-MX"/>
+        </w:rPr>
+        <w:t>append(</w:t>
+      </w:r>
+      <w:proofErr w:type="gramEnd"/>
+      <w:r>
+        <w:rPr>
+          <w:rFonts w:ascii="Consolas" w:eastAsia="Times New Roman" w:hAnsi="Consolas" w:cs="Times New Roman"/>
+          <w:color w:val="6A9955"/>
+          <w:sz w:val="14"/>
+          <w:szCs w:val="14"/>
+          <w:lang w:val="es-MX" w:eastAsia="es-MX"/>
+        </w:rPr>
+        <w:t xml:space="preserve">): El método </w:t>
       </w:r>
       <w:proofErr w:type="spellStart"/>
+      <w:proofErr w:type="gramStart"/>
       <w:r>
         <w:rPr>
           <w:rFonts w:ascii="Consolas" w:eastAsia="Times New Roman" w:hAnsi="Consolas" w:cs="Times New Roman"/>
@@ -21295,7 +22231,18 @@
           <w:szCs w:val="14"/>
           <w:lang w:val="es-MX" w:eastAsia="es-MX"/>
         </w:rPr>
-        <w:t>() sirve para agregar valores a una lista, array o diccionario.</w:t>
+        <w:t>(</w:t>
+      </w:r>
+      <w:proofErr w:type="gramEnd"/>
+      <w:r>
+        <w:rPr>
+          <w:rFonts w:ascii="Consolas" w:eastAsia="Times New Roman" w:hAnsi="Consolas" w:cs="Times New Roman"/>
+          <w:color w:val="6A9955"/>
+          <w:sz w:val="14"/>
+          <w:szCs w:val="14"/>
+          <w:lang w:val="es-MX" w:eastAsia="es-MX"/>
+        </w:rPr>
+        <w:t>) sirve para agregar valores a una lista, array o diccionario.</w:t>
       </w:r>
     </w:p>
     <w:p>
@@ -21699,6 +22646,7 @@
         </w:rPr>
         <w:t xml:space="preserve"> </w:t>
       </w:r>
+      <w:proofErr w:type="gramStart"/>
       <w:r>
         <w:rPr>
           <w:rFonts w:ascii="Consolas" w:eastAsia="Times New Roman" w:hAnsi="Consolas" w:cs="Times New Roman"/>
@@ -21719,6 +22667,7 @@
         </w:rPr>
         <w:t>(</w:t>
       </w:r>
+      <w:proofErr w:type="gramEnd"/>
       <w:r>
         <w:rPr>
           <w:rFonts w:ascii="Consolas" w:eastAsia="Times New Roman" w:hAnsi="Consolas" w:cs="Times New Roman"/>
@@ -21808,6 +22757,7 @@
         <w:t xml:space="preserve">    </w:t>
       </w:r>
       <w:proofErr w:type="spellStart"/>
+      <w:proofErr w:type="gramStart"/>
       <w:r>
         <w:rPr>
           <w:rFonts w:ascii="Consolas" w:eastAsia="Times New Roman" w:hAnsi="Consolas" w:cs="Times New Roman"/>
@@ -21839,6 +22789,7 @@
         <w:t>append</w:t>
       </w:r>
       <w:proofErr w:type="spellEnd"/>
+      <w:proofErr w:type="gramEnd"/>
       <w:r>
         <w:rPr>
           <w:rFonts w:ascii="Consolas" w:eastAsia="Times New Roman" w:hAnsi="Consolas" w:cs="Times New Roman"/>
@@ -22048,7 +22999,18 @@
           <w:szCs w:val="14"/>
           <w:lang w:val="es-MX" w:eastAsia="es-MX"/>
         </w:rPr>
-        <w:t>"e"</w:t>
+        <w:t>"e</w:t>
+      </w:r>
+      <w:proofErr w:type="gramStart"/>
+      <w:r>
+        <w:rPr>
+          <w:rFonts w:ascii="Consolas" w:eastAsia="Times New Roman" w:hAnsi="Consolas" w:cs="Times New Roman"/>
+          <w:color w:val="CE9178"/>
+          <w:sz w:val="14"/>
+          <w:szCs w:val="14"/>
+          <w:lang w:val="es-MX" w:eastAsia="es-MX"/>
+        </w:rPr>
+        <w:t>"</w:t>
       </w:r>
       <w:r>
         <w:rPr>
@@ -22070,6 +23032,7 @@
         </w:rPr>
         <w:t>"."</w:t>
       </w:r>
+      <w:proofErr w:type="gramEnd"/>
       <w:r>
         <w:rPr>
           <w:rFonts w:ascii="Consolas" w:eastAsia="Times New Roman" w:hAnsi="Consolas" w:cs="Times New Roman"/>
@@ -22155,6 +23118,7 @@
         </w:rPr>
         <w:t>#</w:t>
       </w:r>
+      <w:proofErr w:type="gramStart"/>
       <w:r>
         <w:rPr>
           <w:rFonts w:ascii="Consolas" w:eastAsia="Times New Roman" w:hAnsi="Consolas" w:cs="Times New Roman"/>
@@ -22173,7 +23137,18 @@
           <w:szCs w:val="14"/>
           <w:lang w:val="es-MX" w:eastAsia="es-MX"/>
         </w:rPr>
-        <w:t xml:space="preserve">(): </w:t>
+        <w:t>(</w:t>
+      </w:r>
+      <w:proofErr w:type="gramEnd"/>
+      <w:r>
+        <w:rPr>
+          <w:rFonts w:ascii="Consolas" w:eastAsia="Times New Roman" w:hAnsi="Consolas" w:cs="Times New Roman"/>
+          <w:color w:val="6A9955"/>
+          <w:sz w:val="14"/>
+          <w:szCs w:val="14"/>
+          <w:lang w:val="es-MX" w:eastAsia="es-MX"/>
+        </w:rPr>
+        <w:t xml:space="preserve">): </w:t>
       </w:r>
       <w:r>
         <w:rPr>
@@ -22219,6 +23194,7 @@
         </w:rPr>
         <w:t>#</w:t>
       </w:r>
+      <w:proofErr w:type="gramStart"/>
       <w:r>
         <w:rPr>
           <w:rFonts w:ascii="Consolas" w:eastAsia="Times New Roman" w:hAnsi="Consolas" w:cs="Times New Roman"/>
@@ -22237,7 +23213,18 @@
           <w:szCs w:val="14"/>
           <w:lang w:val="es-MX" w:eastAsia="es-MX"/>
         </w:rPr>
-        <w:t xml:space="preserve">(): </w:t>
+        <w:t>(</w:t>
+      </w:r>
+      <w:proofErr w:type="gramEnd"/>
+      <w:r>
+        <w:rPr>
+          <w:rFonts w:ascii="Consolas" w:eastAsia="Times New Roman" w:hAnsi="Consolas" w:cs="Times New Roman"/>
+          <w:color w:val="6A9955"/>
+          <w:sz w:val="14"/>
+          <w:szCs w:val="14"/>
+          <w:lang w:val="es-MX" w:eastAsia="es-MX"/>
+        </w:rPr>
+        <w:t xml:space="preserve">): </w:t>
       </w:r>
       <w:r>
         <w:rPr>
@@ -22306,6 +23293,7 @@
         <w:t xml:space="preserve"> </w:t>
       </w:r>
       <w:proofErr w:type="spellStart"/>
+      <w:proofErr w:type="gramStart"/>
       <w:r>
         <w:rPr>
           <w:rFonts w:ascii="Consolas" w:eastAsia="Times New Roman" w:hAnsi="Consolas" w:cs="Times New Roman"/>
@@ -22347,6 +23335,7 @@
         </w:rPr>
         <w:t>(</w:t>
       </w:r>
+      <w:proofErr w:type="gramEnd"/>
       <w:r>
         <w:rPr>
           <w:rFonts w:ascii="Consolas" w:eastAsia="Times New Roman" w:hAnsi="Consolas" w:cs="Times New Roman"/>
@@ -22565,6 +23554,7 @@
         </w:rPr>
         <w:t>:</w:t>
       </w:r>
+      <w:proofErr w:type="gramStart"/>
       <w:r>
         <w:rPr>
           <w:rFonts w:ascii="Consolas" w:eastAsia="Times New Roman" w:hAnsi="Consolas" w:cs="Times New Roman"/>
@@ -22585,6 +23575,7 @@
         </w:rPr>
         <w:t>"."</w:t>
       </w:r>
+      <w:proofErr w:type="gramEnd"/>
       <w:r>
         <w:rPr>
           <w:rFonts w:ascii="Consolas" w:eastAsia="Times New Roman" w:hAnsi="Consolas" w:cs="Times New Roman"/>
@@ -23179,7 +24170,29 @@
           <w:szCs w:val="9"/>
           <w:lang w:val="es-MX" w:eastAsia="es-MX"/>
         </w:rPr>
-        <w:t>#print(): Imprimir un mensaje en consola.</w:t>
+        <w:t>#</w:t>
+      </w:r>
+      <w:proofErr w:type="gramStart"/>
+      <w:r>
+        <w:rPr>
+          <w:rFonts w:ascii="Consolas" w:eastAsia="Times New Roman" w:hAnsi="Consolas" w:cs="Times New Roman"/>
+          <w:color w:val="6A9955"/>
+          <w:sz w:val="9"/>
+          <w:szCs w:val="9"/>
+          <w:lang w:val="es-MX" w:eastAsia="es-MX"/>
+        </w:rPr>
+        <w:t>print(</w:t>
+      </w:r>
+      <w:proofErr w:type="gramEnd"/>
+      <w:r>
+        <w:rPr>
+          <w:rFonts w:ascii="Consolas" w:eastAsia="Times New Roman" w:hAnsi="Consolas" w:cs="Times New Roman"/>
+          <w:color w:val="6A9955"/>
+          <w:sz w:val="9"/>
+          <w:szCs w:val="9"/>
+          <w:lang w:val="es-MX" w:eastAsia="es-MX"/>
+        </w:rPr>
+        <w:t>): Imprimir un mensaje en consola.</w:t>
       </w:r>
     </w:p>
     <w:p>
@@ -23227,6 +24240,7 @@
         </w:rPr>
         <w:t>(</w:t>
       </w:r>
+      <w:proofErr w:type="gramStart"/>
       <w:r>
         <w:rPr>
           <w:rFonts w:ascii="Consolas" w:eastAsia="Times New Roman" w:hAnsi="Consolas" w:cs="Times New Roman"/>
@@ -23245,7 +24259,18 @@
           <w:szCs w:val="9"/>
           <w:lang w:val="es-MX" w:eastAsia="es-MX"/>
         </w:rPr>
-        <w:t>)    </w:t>
+        <w:t xml:space="preserve">)   </w:t>
+      </w:r>
+      <w:proofErr w:type="gramEnd"/>
+      <w:r>
+        <w:rPr>
+          <w:rFonts w:ascii="Consolas" w:eastAsia="Times New Roman" w:hAnsi="Consolas" w:cs="Times New Roman"/>
+          <w:color w:val="CCCCCC"/>
+          <w:sz w:val="9"/>
+          <w:szCs w:val="9"/>
+          <w:lang w:val="es-MX" w:eastAsia="es-MX"/>
+        </w:rPr>
+        <w:t> </w:t>
       </w:r>
       <w:r>
         <w:rPr>
@@ -23311,9 +24336,9 @@
           <w:szCs w:val="9"/>
           <w:lang w:val="es-MX" w:eastAsia="es-MX"/>
         </w:rPr>
-        <w:t xml:space="preserve">#diccionario.keys(): Con este el método </w:t>
-      </w:r>
-      <w:proofErr w:type="spellStart"/>
+        <w:t>#</w:t>
+      </w:r>
+      <w:proofErr w:type="gramStart"/>
       <w:r>
         <w:rPr>
           <w:rFonts w:ascii="Consolas" w:eastAsia="Times New Roman" w:hAnsi="Consolas" w:cs="Times New Roman"/>
@@ -23322,9 +24347,9 @@
           <w:szCs w:val="9"/>
           <w:lang w:val="es-MX" w:eastAsia="es-MX"/>
         </w:rPr>
-        <w:t>keys</w:t>
-      </w:r>
-      <w:proofErr w:type="spellEnd"/>
+        <w:t>diccionario.keys</w:t>
+      </w:r>
+      <w:proofErr w:type="gramEnd"/>
       <w:r>
         <w:rPr>
           <w:rFonts w:ascii="Consolas" w:eastAsia="Times New Roman" w:hAnsi="Consolas" w:cs="Times New Roman"/>
@@ -23333,7 +24358,41 @@
           <w:szCs w:val="9"/>
           <w:lang w:val="es-MX" w:eastAsia="es-MX"/>
         </w:rPr>
-        <w:t xml:space="preserve">() que se aplica a un diccionario obtenemos todas sus </w:t>
+        <w:t xml:space="preserve">(): Con este el método </w:t>
+      </w:r>
+      <w:proofErr w:type="spellStart"/>
+      <w:proofErr w:type="gramStart"/>
+      <w:r>
+        <w:rPr>
+          <w:rFonts w:ascii="Consolas" w:eastAsia="Times New Roman" w:hAnsi="Consolas" w:cs="Times New Roman"/>
+          <w:color w:val="6A9955"/>
+          <w:sz w:val="9"/>
+          <w:szCs w:val="9"/>
+          <w:lang w:val="es-MX" w:eastAsia="es-MX"/>
+        </w:rPr>
+        <w:t>keys</w:t>
+      </w:r>
+      <w:proofErr w:type="spellEnd"/>
+      <w:r>
+        <w:rPr>
+          <w:rFonts w:ascii="Consolas" w:eastAsia="Times New Roman" w:hAnsi="Consolas" w:cs="Times New Roman"/>
+          <w:color w:val="6A9955"/>
+          <w:sz w:val="9"/>
+          <w:szCs w:val="9"/>
+          <w:lang w:val="es-MX" w:eastAsia="es-MX"/>
+        </w:rPr>
+        <w:t>(</w:t>
+      </w:r>
+      <w:proofErr w:type="gramEnd"/>
+      <w:r>
+        <w:rPr>
+          <w:rFonts w:ascii="Consolas" w:eastAsia="Times New Roman" w:hAnsi="Consolas" w:cs="Times New Roman"/>
+          <w:color w:val="6A9955"/>
+          <w:sz w:val="9"/>
+          <w:szCs w:val="9"/>
+          <w:lang w:val="es-MX" w:eastAsia="es-MX"/>
+        </w:rPr>
+        <w:t xml:space="preserve">) que se aplica a un diccionario obtenemos todas sus </w:t>
       </w:r>
       <w:proofErr w:type="spellStart"/>
       <w:r>
@@ -23600,6 +24659,7 @@
         <w:t xml:space="preserve"> </w:t>
       </w:r>
       <w:proofErr w:type="spellStart"/>
+      <w:proofErr w:type="gramStart"/>
       <w:r>
         <w:rPr>
           <w:rFonts w:ascii="Consolas" w:eastAsia="Times New Roman" w:hAnsi="Consolas" w:cs="Times New Roman"/>
@@ -23631,6 +24691,7 @@
         <w:t>keys</w:t>
       </w:r>
       <w:proofErr w:type="spellEnd"/>
+      <w:proofErr w:type="gramEnd"/>
       <w:r>
         <w:rPr>
           <w:rFonts w:ascii="Consolas" w:eastAsia="Times New Roman" w:hAnsi="Consolas" w:cs="Times New Roman"/>
@@ -23819,7 +24880,29 @@
           <w:szCs w:val="9"/>
           <w:lang w:val="es-MX" w:eastAsia="es-MX"/>
         </w:rPr>
-        <w:t xml:space="preserve"># - En la iteración 1 donde: letra = g; diccionario = {};  diccionario[letra] = diccionario[g] = </w:t>
+        <w:t># - En la iteración 1 donde: letra = g; diccionario = {</w:t>
+      </w:r>
+      <w:proofErr w:type="gramStart"/>
+      <w:r>
+        <w:rPr>
+          <w:rFonts w:ascii="Consolas" w:eastAsia="Times New Roman" w:hAnsi="Consolas" w:cs="Times New Roman"/>
+          <w:color w:val="6A9955"/>
+          <w:sz w:val="9"/>
+          <w:szCs w:val="9"/>
+          <w:lang w:val="es-MX" w:eastAsia="es-MX"/>
+        </w:rPr>
+        <w:t>};  diccionario</w:t>
+      </w:r>
+      <w:proofErr w:type="gramEnd"/>
+      <w:r>
+        <w:rPr>
+          <w:rFonts w:ascii="Consolas" w:eastAsia="Times New Roman" w:hAnsi="Consolas" w:cs="Times New Roman"/>
+          <w:color w:val="6A9955"/>
+          <w:sz w:val="9"/>
+          <w:szCs w:val="9"/>
+          <w:lang w:val="es-MX" w:eastAsia="es-MX"/>
+        </w:rPr>
+        <w:t xml:space="preserve">[letra] = diccionario[g] = </w:t>
       </w:r>
       <w:proofErr w:type="spellStart"/>
       <w:r>
@@ -23875,7 +24958,29 @@
           <w:szCs w:val="9"/>
           <w:lang w:val="es-MX" w:eastAsia="es-MX"/>
         </w:rPr>
-        <w:t xml:space="preserve"># - En la iteración 2 donde: letra = o; diccionario = {'g':1};  diccionario[o] = </w:t>
+        <w:t># - En la iteración 2 donde: letra = o; diccionario = {'g':1</w:t>
+      </w:r>
+      <w:proofErr w:type="gramStart"/>
+      <w:r>
+        <w:rPr>
+          <w:rFonts w:ascii="Consolas" w:eastAsia="Times New Roman" w:hAnsi="Consolas" w:cs="Times New Roman"/>
+          <w:color w:val="6A9955"/>
+          <w:sz w:val="9"/>
+          <w:szCs w:val="9"/>
+          <w:lang w:val="es-MX" w:eastAsia="es-MX"/>
+        </w:rPr>
+        <w:t>};  diccionario</w:t>
+      </w:r>
+      <w:proofErr w:type="gramEnd"/>
+      <w:r>
+        <w:rPr>
+          <w:rFonts w:ascii="Consolas" w:eastAsia="Times New Roman" w:hAnsi="Consolas" w:cs="Times New Roman"/>
+          <w:color w:val="6A9955"/>
+          <w:sz w:val="9"/>
+          <w:szCs w:val="9"/>
+          <w:lang w:val="es-MX" w:eastAsia="es-MX"/>
+        </w:rPr>
+        <w:t xml:space="preserve">[o] = </w:t>
       </w:r>
       <w:proofErr w:type="spellStart"/>
       <w:r>
@@ -23931,9 +25036,9 @@
           <w:szCs w:val="9"/>
           <w:lang w:val="es-MX" w:eastAsia="es-MX"/>
         </w:rPr>
-        <w:t># - En la iteración 3 donde: letra = o; diccionario = {'g':1,'o':1};  diccionario[o] = !</w:t>
-      </w:r>
-      <w:proofErr w:type="spellStart"/>
+        <w:t># - En la iteración 3 donde: letra = o; diccionario = {'g':1,'o':1</w:t>
+      </w:r>
+      <w:proofErr w:type="gramStart"/>
       <w:r>
         <w:rPr>
           <w:rFonts w:ascii="Consolas" w:eastAsia="Times New Roman" w:hAnsi="Consolas" w:cs="Times New Roman"/>
@@ -23942,9 +25047,43 @@
           <w:szCs w:val="9"/>
           <w:lang w:val="es-MX" w:eastAsia="es-MX"/>
         </w:rPr>
+        <w:t>};  diccionario</w:t>
+      </w:r>
+      <w:proofErr w:type="gramEnd"/>
+      <w:r>
+        <w:rPr>
+          <w:rFonts w:ascii="Consolas" w:eastAsia="Times New Roman" w:hAnsi="Consolas" w:cs="Times New Roman"/>
+          <w:color w:val="6A9955"/>
+          <w:sz w:val="9"/>
+          <w:szCs w:val="9"/>
+          <w:lang w:val="es-MX" w:eastAsia="es-MX"/>
+        </w:rPr>
+        <w:t xml:space="preserve">[o] </w:t>
+      </w:r>
+      <w:proofErr w:type="gramStart"/>
+      <w:r>
+        <w:rPr>
+          <w:rFonts w:ascii="Consolas" w:eastAsia="Times New Roman" w:hAnsi="Consolas" w:cs="Times New Roman"/>
+          <w:color w:val="6A9955"/>
+          <w:sz w:val="9"/>
+          <w:szCs w:val="9"/>
+          <w:lang w:val="es-MX" w:eastAsia="es-MX"/>
+        </w:rPr>
+        <w:t>= !</w:t>
+      </w:r>
+      <w:proofErr w:type="spellStart"/>
+      <w:r>
+        <w:rPr>
+          <w:rFonts w:ascii="Consolas" w:eastAsia="Times New Roman" w:hAnsi="Consolas" w:cs="Times New Roman"/>
+          <w:color w:val="6A9955"/>
+          <w:sz w:val="9"/>
+          <w:szCs w:val="9"/>
+          <w:lang w:val="es-MX" w:eastAsia="es-MX"/>
+        </w:rPr>
         <w:t>None</w:t>
       </w:r>
       <w:proofErr w:type="spellEnd"/>
+      <w:proofErr w:type="gramEnd"/>
       <w:r>
         <w:rPr>
           <w:rFonts w:ascii="Consolas" w:eastAsia="Times New Roman" w:hAnsi="Consolas" w:cs="Times New Roman"/>
@@ -23987,9 +25126,9 @@
           <w:szCs w:val="9"/>
           <w:lang w:val="es-MX" w:eastAsia="es-MX"/>
         </w:rPr>
-        <w:t># - En la iteración 4 donde: letra = g; diccionario = {'g':1,'o':2};  diccionario[g] = !</w:t>
-      </w:r>
-      <w:proofErr w:type="spellStart"/>
+        <w:t># - En la iteración 4 donde: letra = g; diccionario = {'g':1,'o':2</w:t>
+      </w:r>
+      <w:proofErr w:type="gramStart"/>
       <w:r>
         <w:rPr>
           <w:rFonts w:ascii="Consolas" w:eastAsia="Times New Roman" w:hAnsi="Consolas" w:cs="Times New Roman"/>
@@ -23998,9 +25137,43 @@
           <w:szCs w:val="9"/>
           <w:lang w:val="es-MX" w:eastAsia="es-MX"/>
         </w:rPr>
+        <w:t>};  diccionario</w:t>
+      </w:r>
+      <w:proofErr w:type="gramEnd"/>
+      <w:r>
+        <w:rPr>
+          <w:rFonts w:ascii="Consolas" w:eastAsia="Times New Roman" w:hAnsi="Consolas" w:cs="Times New Roman"/>
+          <w:color w:val="6A9955"/>
+          <w:sz w:val="9"/>
+          <w:szCs w:val="9"/>
+          <w:lang w:val="es-MX" w:eastAsia="es-MX"/>
+        </w:rPr>
+        <w:t xml:space="preserve">[g] </w:t>
+      </w:r>
+      <w:proofErr w:type="gramStart"/>
+      <w:r>
+        <w:rPr>
+          <w:rFonts w:ascii="Consolas" w:eastAsia="Times New Roman" w:hAnsi="Consolas" w:cs="Times New Roman"/>
+          <w:color w:val="6A9955"/>
+          <w:sz w:val="9"/>
+          <w:szCs w:val="9"/>
+          <w:lang w:val="es-MX" w:eastAsia="es-MX"/>
+        </w:rPr>
+        <w:t>= !</w:t>
+      </w:r>
+      <w:proofErr w:type="spellStart"/>
+      <w:r>
+        <w:rPr>
+          <w:rFonts w:ascii="Consolas" w:eastAsia="Times New Roman" w:hAnsi="Consolas" w:cs="Times New Roman"/>
+          <w:color w:val="6A9955"/>
+          <w:sz w:val="9"/>
+          <w:szCs w:val="9"/>
+          <w:lang w:val="es-MX" w:eastAsia="es-MX"/>
+        </w:rPr>
         <w:t>None</w:t>
       </w:r>
       <w:proofErr w:type="spellEnd"/>
+      <w:proofErr w:type="gramEnd"/>
       <w:r>
         <w:rPr>
           <w:rFonts w:ascii="Consolas" w:eastAsia="Times New Roman" w:hAnsi="Consolas" w:cs="Times New Roman"/>
@@ -24043,7 +25216,29 @@
           <w:szCs w:val="9"/>
           <w:lang w:val="es-MX" w:eastAsia="es-MX"/>
         </w:rPr>
-        <w:t xml:space="preserve"># - En la iteración 5 donde: letra = l; diccionario = {'g':2,'o':2};  diccionario[l] = </w:t>
+        <w:t># - En la iteración 5 donde: letra = l; diccionario = {'g':2,'o':2</w:t>
+      </w:r>
+      <w:proofErr w:type="gramStart"/>
+      <w:r>
+        <w:rPr>
+          <w:rFonts w:ascii="Consolas" w:eastAsia="Times New Roman" w:hAnsi="Consolas" w:cs="Times New Roman"/>
+          <w:color w:val="6A9955"/>
+          <w:sz w:val="9"/>
+          <w:szCs w:val="9"/>
+          <w:lang w:val="es-MX" w:eastAsia="es-MX"/>
+        </w:rPr>
+        <w:t>};  diccionario</w:t>
+      </w:r>
+      <w:proofErr w:type="gramEnd"/>
+      <w:r>
+        <w:rPr>
+          <w:rFonts w:ascii="Consolas" w:eastAsia="Times New Roman" w:hAnsi="Consolas" w:cs="Times New Roman"/>
+          <w:color w:val="6A9955"/>
+          <w:sz w:val="9"/>
+          <w:szCs w:val="9"/>
+          <w:lang w:val="es-MX" w:eastAsia="es-MX"/>
+        </w:rPr>
+        <w:t xml:space="preserve">[l] = </w:t>
       </w:r>
       <w:proofErr w:type="spellStart"/>
       <w:r>
@@ -24099,7 +25294,29 @@
           <w:szCs w:val="9"/>
           <w:lang w:val="es-MX" w:eastAsia="es-MX"/>
         </w:rPr>
-        <w:t xml:space="preserve"># - En la iteración 5 donde: letra = e; diccionario = {'g':2,'o':2,'l':1};  diccionario[e] = </w:t>
+        <w:t># - En la iteración 5 donde: letra = e; diccionario = {'g':2,'o':2,'l':1</w:t>
+      </w:r>
+      <w:proofErr w:type="gramStart"/>
+      <w:r>
+        <w:rPr>
+          <w:rFonts w:ascii="Consolas" w:eastAsia="Times New Roman" w:hAnsi="Consolas" w:cs="Times New Roman"/>
+          <w:color w:val="6A9955"/>
+          <w:sz w:val="9"/>
+          <w:szCs w:val="9"/>
+          <w:lang w:val="es-MX" w:eastAsia="es-MX"/>
+        </w:rPr>
+        <w:t>};  diccionario</w:t>
+      </w:r>
+      <w:proofErr w:type="gramEnd"/>
+      <w:r>
+        <w:rPr>
+          <w:rFonts w:ascii="Consolas" w:eastAsia="Times New Roman" w:hAnsi="Consolas" w:cs="Times New Roman"/>
+          <w:color w:val="6A9955"/>
+          <w:sz w:val="9"/>
+          <w:szCs w:val="9"/>
+          <w:lang w:val="es-MX" w:eastAsia="es-MX"/>
+        </w:rPr>
+        <w:t xml:space="preserve">[e] = </w:t>
       </w:r>
       <w:proofErr w:type="spellStart"/>
       <w:r>
@@ -24155,9 +25372,9 @@
           <w:szCs w:val="9"/>
           <w:lang w:val="es-MX" w:eastAsia="es-MX"/>
         </w:rPr>
-        <w:t xml:space="preserve"># - En la iteración 5 donde: letra = .; diccionario = {'g':2,'o':2,'l':1,'e':1};  diccionario[.] = </w:t>
-      </w:r>
-      <w:proofErr w:type="spellStart"/>
+        <w:t xml:space="preserve"># - En la iteración 5 donde: letra </w:t>
+      </w:r>
+      <w:proofErr w:type="gramStart"/>
       <w:r>
         <w:rPr>
           <w:rFonts w:ascii="Consolas" w:eastAsia="Times New Roman" w:hAnsi="Consolas" w:cs="Times New Roman"/>
@@ -24166,9 +25383,9 @@
           <w:szCs w:val="9"/>
           <w:lang w:val="es-MX" w:eastAsia="es-MX"/>
         </w:rPr>
-        <w:t>None</w:t>
-      </w:r>
-      <w:proofErr w:type="spellEnd"/>
+        <w:t>= .</w:t>
+      </w:r>
+      <w:proofErr w:type="gramEnd"/>
       <w:r>
         <w:rPr>
           <w:rFonts w:ascii="Consolas" w:eastAsia="Times New Roman" w:hAnsi="Consolas" w:cs="Times New Roman"/>
@@ -24177,7 +25394,73 @@
           <w:szCs w:val="9"/>
           <w:lang w:val="es-MX" w:eastAsia="es-MX"/>
         </w:rPr>
-        <w:t>; diccionario = {'g':2,'o':2,'l':1,'e':1,'.':1}</w:t>
+        <w:t>; diccionario = {'g':2,'o':2,'l':1,'e':1</w:t>
+      </w:r>
+      <w:proofErr w:type="gramStart"/>
+      <w:r>
+        <w:rPr>
+          <w:rFonts w:ascii="Consolas" w:eastAsia="Times New Roman" w:hAnsi="Consolas" w:cs="Times New Roman"/>
+          <w:color w:val="6A9955"/>
+          <w:sz w:val="9"/>
+          <w:szCs w:val="9"/>
+          <w:lang w:val="es-MX" w:eastAsia="es-MX"/>
+        </w:rPr>
+        <w:t>};  diccionario</w:t>
+      </w:r>
+      <w:proofErr w:type="gramEnd"/>
+      <w:r>
+        <w:rPr>
+          <w:rFonts w:ascii="Consolas" w:eastAsia="Times New Roman" w:hAnsi="Consolas" w:cs="Times New Roman"/>
+          <w:color w:val="6A9955"/>
+          <w:sz w:val="9"/>
+          <w:szCs w:val="9"/>
+          <w:lang w:val="es-MX" w:eastAsia="es-MX"/>
+        </w:rPr>
+        <w:t xml:space="preserve">[.] = </w:t>
+      </w:r>
+      <w:proofErr w:type="spellStart"/>
+      <w:r>
+        <w:rPr>
+          <w:rFonts w:ascii="Consolas" w:eastAsia="Times New Roman" w:hAnsi="Consolas" w:cs="Times New Roman"/>
+          <w:color w:val="6A9955"/>
+          <w:sz w:val="9"/>
+          <w:szCs w:val="9"/>
+          <w:lang w:val="es-MX" w:eastAsia="es-MX"/>
+        </w:rPr>
+        <w:t>None</w:t>
+      </w:r>
+      <w:proofErr w:type="spellEnd"/>
+      <w:r>
+        <w:rPr>
+          <w:rFonts w:ascii="Consolas" w:eastAsia="Times New Roman" w:hAnsi="Consolas" w:cs="Times New Roman"/>
+          <w:color w:val="6A9955"/>
+          <w:sz w:val="9"/>
+          <w:szCs w:val="9"/>
+          <w:lang w:val="es-MX" w:eastAsia="es-MX"/>
+        </w:rPr>
+        <w:t>; diccionario = {'g':2,'o':2,'l':1,'e':</w:t>
+      </w:r>
+      <w:proofErr w:type="gramStart"/>
+      <w:r>
+        <w:rPr>
+          <w:rFonts w:ascii="Consolas" w:eastAsia="Times New Roman" w:hAnsi="Consolas" w:cs="Times New Roman"/>
+          <w:color w:val="6A9955"/>
+          <w:sz w:val="9"/>
+          <w:szCs w:val="9"/>
+          <w:lang w:val="es-MX" w:eastAsia="es-MX"/>
+        </w:rPr>
+        <w:t>1,'.'</w:t>
+      </w:r>
+      <w:proofErr w:type="gramEnd"/>
+      <w:r>
+        <w:rPr>
+          <w:rFonts w:ascii="Consolas" w:eastAsia="Times New Roman" w:hAnsi="Consolas" w:cs="Times New Roman"/>
+          <w:color w:val="6A9955"/>
+          <w:sz w:val="9"/>
+          <w:szCs w:val="9"/>
+          <w:lang w:val="es-MX" w:eastAsia="es-MX"/>
+        </w:rPr>
+        <w:t>:1}</w:t>
       </w:r>
     </w:p>
     <w:p>
@@ -24211,9 +25494,9 @@
           <w:szCs w:val="9"/>
           <w:lang w:val="es-MX" w:eastAsia="es-MX"/>
         </w:rPr>
-        <w:t xml:space="preserve"># - En la iteración 5 donde: letra = c; diccionario = {'g':2,'o':2,'l':1,'e':1,'.':1};  diccionario[c] = </w:t>
-      </w:r>
-      <w:proofErr w:type="spellStart"/>
+        <w:t># - En la iteración 5 donde: letra = c; diccionario = {'g':2,'o':2,'l':1,'e':</w:t>
+      </w:r>
+      <w:proofErr w:type="gramStart"/>
       <w:r>
         <w:rPr>
           <w:rFonts w:ascii="Consolas" w:eastAsia="Times New Roman" w:hAnsi="Consolas" w:cs="Times New Roman"/>
@@ -24222,9 +25505,9 @@
           <w:szCs w:val="9"/>
           <w:lang w:val="es-MX" w:eastAsia="es-MX"/>
         </w:rPr>
-        <w:t>None</w:t>
-      </w:r>
-      <w:proofErr w:type="spellEnd"/>
+        <w:t>1,'.'</w:t>
+      </w:r>
+      <w:proofErr w:type="gramEnd"/>
       <w:r>
         <w:rPr>
           <w:rFonts w:ascii="Consolas" w:eastAsia="Times New Roman" w:hAnsi="Consolas" w:cs="Times New Roman"/>
@@ -24233,7 +25516,73 @@
           <w:szCs w:val="9"/>
           <w:lang w:val="es-MX" w:eastAsia="es-MX"/>
         </w:rPr>
-        <w:t>; diccionario = {'g':2,'o':2,'l':1,'e':1,'.':1,'c':1}</w:t>
+        <w:t>:1</w:t>
+      </w:r>
+      <w:proofErr w:type="gramStart"/>
+      <w:r>
+        <w:rPr>
+          <w:rFonts w:ascii="Consolas" w:eastAsia="Times New Roman" w:hAnsi="Consolas" w:cs="Times New Roman"/>
+          <w:color w:val="6A9955"/>
+          <w:sz w:val="9"/>
+          <w:szCs w:val="9"/>
+          <w:lang w:val="es-MX" w:eastAsia="es-MX"/>
+        </w:rPr>
+        <w:t>};  diccionario</w:t>
+      </w:r>
+      <w:proofErr w:type="gramEnd"/>
+      <w:r>
+        <w:rPr>
+          <w:rFonts w:ascii="Consolas" w:eastAsia="Times New Roman" w:hAnsi="Consolas" w:cs="Times New Roman"/>
+          <w:color w:val="6A9955"/>
+          <w:sz w:val="9"/>
+          <w:szCs w:val="9"/>
+          <w:lang w:val="es-MX" w:eastAsia="es-MX"/>
+        </w:rPr>
+        <w:t xml:space="preserve">[c] = </w:t>
+      </w:r>
+      <w:proofErr w:type="spellStart"/>
+      <w:r>
+        <w:rPr>
+          <w:rFonts w:ascii="Consolas" w:eastAsia="Times New Roman" w:hAnsi="Consolas" w:cs="Times New Roman"/>
+          <w:color w:val="6A9955"/>
+          <w:sz w:val="9"/>
+          <w:szCs w:val="9"/>
+          <w:lang w:val="es-MX" w:eastAsia="es-MX"/>
+        </w:rPr>
+        <w:t>None</w:t>
+      </w:r>
+      <w:proofErr w:type="spellEnd"/>
+      <w:r>
+        <w:rPr>
+          <w:rFonts w:ascii="Consolas" w:eastAsia="Times New Roman" w:hAnsi="Consolas" w:cs="Times New Roman"/>
+          <w:color w:val="6A9955"/>
+          <w:sz w:val="9"/>
+          <w:szCs w:val="9"/>
+          <w:lang w:val="es-MX" w:eastAsia="es-MX"/>
+        </w:rPr>
+        <w:t>; diccionario = {'g':2,'o':2,'l':1,'e':</w:t>
+      </w:r>
+      <w:proofErr w:type="gramStart"/>
+      <w:r>
+        <w:rPr>
+          <w:rFonts w:ascii="Consolas" w:eastAsia="Times New Roman" w:hAnsi="Consolas" w:cs="Times New Roman"/>
+          <w:color w:val="6A9955"/>
+          <w:sz w:val="9"/>
+          <w:szCs w:val="9"/>
+          <w:lang w:val="es-MX" w:eastAsia="es-MX"/>
+        </w:rPr>
+        <w:t>1,'.'</w:t>
+      </w:r>
+      <w:proofErr w:type="gramEnd"/>
+      <w:r>
+        <w:rPr>
+          <w:rFonts w:ascii="Consolas" w:eastAsia="Times New Roman" w:hAnsi="Consolas" w:cs="Times New Roman"/>
+          <w:color w:val="6A9955"/>
+          <w:sz w:val="9"/>
+          <w:szCs w:val="9"/>
+          <w:lang w:val="es-MX" w:eastAsia="es-MX"/>
+        </w:rPr>
+        <w:t>:1,'c':1}</w:t>
       </w:r>
     </w:p>
     <w:p>
@@ -24267,9 +25616,9 @@
           <w:szCs w:val="9"/>
           <w:lang w:val="es-MX" w:eastAsia="es-MX"/>
         </w:rPr>
-        <w:t># - En la iteración 5 donde: letra = o; diccionario = {'g':2,'o':2,'l':1,'e':1,'.':1,'c':1};  diccionario[o] = !</w:t>
-      </w:r>
-      <w:proofErr w:type="spellStart"/>
+        <w:t># - En la iteración 5 donde: letra = o; diccionario = {'g':2,'o':2,'l':1,'e':</w:t>
+      </w:r>
+      <w:proofErr w:type="gramStart"/>
       <w:r>
         <w:rPr>
           <w:rFonts w:ascii="Consolas" w:eastAsia="Times New Roman" w:hAnsi="Consolas" w:cs="Times New Roman"/>
@@ -24278,9 +25627,9 @@
           <w:szCs w:val="9"/>
           <w:lang w:val="es-MX" w:eastAsia="es-MX"/>
         </w:rPr>
-        <w:t>None</w:t>
-      </w:r>
-      <w:proofErr w:type="spellEnd"/>
+        <w:t>1,'.'</w:t>
+      </w:r>
+      <w:proofErr w:type="gramEnd"/>
       <w:r>
         <w:rPr>
           <w:rFonts w:ascii="Consolas" w:eastAsia="Times New Roman" w:hAnsi="Consolas" w:cs="Times New Roman"/>
@@ -24289,7 +25638,85 @@
           <w:szCs w:val="9"/>
           <w:lang w:val="es-MX" w:eastAsia="es-MX"/>
         </w:rPr>
-        <w:t>,+=1; diccionario = {'g':2,'o':3,'l':1,'e':1,'.':1,'c':1}</w:t>
+        <w:t>:1,'c':1</w:t>
+      </w:r>
+      <w:proofErr w:type="gramStart"/>
+      <w:r>
+        <w:rPr>
+          <w:rFonts w:ascii="Consolas" w:eastAsia="Times New Roman" w:hAnsi="Consolas" w:cs="Times New Roman"/>
+          <w:color w:val="6A9955"/>
+          <w:sz w:val="9"/>
+          <w:szCs w:val="9"/>
+          <w:lang w:val="es-MX" w:eastAsia="es-MX"/>
+        </w:rPr>
+        <w:t>};  diccionario</w:t>
+      </w:r>
+      <w:proofErr w:type="gramEnd"/>
+      <w:r>
+        <w:rPr>
+          <w:rFonts w:ascii="Consolas" w:eastAsia="Times New Roman" w:hAnsi="Consolas" w:cs="Times New Roman"/>
+          <w:color w:val="6A9955"/>
+          <w:sz w:val="9"/>
+          <w:szCs w:val="9"/>
+          <w:lang w:val="es-MX" w:eastAsia="es-MX"/>
+        </w:rPr>
+        <w:t xml:space="preserve">[o] </w:t>
+      </w:r>
+      <w:proofErr w:type="gramStart"/>
+      <w:r>
+        <w:rPr>
+          <w:rFonts w:ascii="Consolas" w:eastAsia="Times New Roman" w:hAnsi="Consolas" w:cs="Times New Roman"/>
+          <w:color w:val="6A9955"/>
+          <w:sz w:val="9"/>
+          <w:szCs w:val="9"/>
+          <w:lang w:val="es-MX" w:eastAsia="es-MX"/>
+        </w:rPr>
+        <w:t>= !</w:t>
+      </w:r>
+      <w:proofErr w:type="spellStart"/>
+      <w:r>
+        <w:rPr>
+          <w:rFonts w:ascii="Consolas" w:eastAsia="Times New Roman" w:hAnsi="Consolas" w:cs="Times New Roman"/>
+          <w:color w:val="6A9955"/>
+          <w:sz w:val="9"/>
+          <w:szCs w:val="9"/>
+          <w:lang w:val="es-MX" w:eastAsia="es-MX"/>
+        </w:rPr>
+        <w:t>None</w:t>
+      </w:r>
+      <w:proofErr w:type="spellEnd"/>
+      <w:proofErr w:type="gramEnd"/>
+      <w:r>
+        <w:rPr>
+          <w:rFonts w:ascii="Consolas" w:eastAsia="Times New Roman" w:hAnsi="Consolas" w:cs="Times New Roman"/>
+          <w:color w:val="6A9955"/>
+          <w:sz w:val="9"/>
+          <w:szCs w:val="9"/>
+          <w:lang w:val="es-MX" w:eastAsia="es-MX"/>
+        </w:rPr>
+        <w:t>,+=1; diccionario = {'g':2,'o':3,'l':1,'e':</w:t>
+      </w:r>
+      <w:proofErr w:type="gramStart"/>
+      <w:r>
+        <w:rPr>
+          <w:rFonts w:ascii="Consolas" w:eastAsia="Times New Roman" w:hAnsi="Consolas" w:cs="Times New Roman"/>
+          <w:color w:val="6A9955"/>
+          <w:sz w:val="9"/>
+          <w:szCs w:val="9"/>
+          <w:lang w:val="es-MX" w:eastAsia="es-MX"/>
+        </w:rPr>
+        <w:t>1,'.'</w:t>
+      </w:r>
+      <w:proofErr w:type="gramEnd"/>
+      <w:r>
+        <w:rPr>
+          <w:rFonts w:ascii="Consolas" w:eastAsia="Times New Roman" w:hAnsi="Consolas" w:cs="Times New Roman"/>
+          <w:color w:val="6A9955"/>
+          <w:sz w:val="9"/>
+          <w:szCs w:val="9"/>
+          <w:lang w:val="es-MX" w:eastAsia="es-MX"/>
+        </w:rPr>
+        <w:t>:1,'c':1}</w:t>
       </w:r>
     </w:p>
     <w:p>
@@ -24323,9 +25750,9 @@
           <w:szCs w:val="9"/>
           <w:lang w:val="es-MX" w:eastAsia="es-MX"/>
         </w:rPr>
-        <w:t xml:space="preserve"># - En la iteración 5 donde: letra = m; diccionario = {'g':2,'o':3,'l':1,'e':1,'.':1,'c':1};  diccionario[m] = </w:t>
-      </w:r>
-      <w:proofErr w:type="spellStart"/>
+        <w:t># - En la iteración 5 donde: letra = m; diccionario = {'g':2,'o':3,'l':1,'e':</w:t>
+      </w:r>
+      <w:proofErr w:type="gramStart"/>
       <w:r>
         <w:rPr>
           <w:rFonts w:ascii="Consolas" w:eastAsia="Times New Roman" w:hAnsi="Consolas" w:cs="Times New Roman"/>
@@ -24334,9 +25761,9 @@
           <w:szCs w:val="9"/>
           <w:lang w:val="es-MX" w:eastAsia="es-MX"/>
         </w:rPr>
-        <w:t>None</w:t>
-      </w:r>
-      <w:proofErr w:type="spellEnd"/>
+        <w:t>1,'.'</w:t>
+      </w:r>
+      <w:proofErr w:type="gramEnd"/>
       <w:r>
         <w:rPr>
           <w:rFonts w:ascii="Consolas" w:eastAsia="Times New Roman" w:hAnsi="Consolas" w:cs="Times New Roman"/>
@@ -24345,7 +25772,73 @@
           <w:szCs w:val="9"/>
           <w:lang w:val="es-MX" w:eastAsia="es-MX"/>
         </w:rPr>
-        <w:t>; diccionario = {'g':2,'o':3,'l':1,'e':1,'.':1,'c':1,'m':1}</w:t>
+        <w:t>:1,'c':1</w:t>
+      </w:r>
+      <w:proofErr w:type="gramStart"/>
+      <w:r>
+        <w:rPr>
+          <w:rFonts w:ascii="Consolas" w:eastAsia="Times New Roman" w:hAnsi="Consolas" w:cs="Times New Roman"/>
+          <w:color w:val="6A9955"/>
+          <w:sz w:val="9"/>
+          <w:szCs w:val="9"/>
+          <w:lang w:val="es-MX" w:eastAsia="es-MX"/>
+        </w:rPr>
+        <w:t>};  diccionario</w:t>
+      </w:r>
+      <w:proofErr w:type="gramEnd"/>
+      <w:r>
+        <w:rPr>
+          <w:rFonts w:ascii="Consolas" w:eastAsia="Times New Roman" w:hAnsi="Consolas" w:cs="Times New Roman"/>
+          <w:color w:val="6A9955"/>
+          <w:sz w:val="9"/>
+          <w:szCs w:val="9"/>
+          <w:lang w:val="es-MX" w:eastAsia="es-MX"/>
+        </w:rPr>
+        <w:t xml:space="preserve">[m] = </w:t>
+      </w:r>
+      <w:proofErr w:type="spellStart"/>
+      <w:r>
+        <w:rPr>
+          <w:rFonts w:ascii="Consolas" w:eastAsia="Times New Roman" w:hAnsi="Consolas" w:cs="Times New Roman"/>
+          <w:color w:val="6A9955"/>
+          <w:sz w:val="9"/>
+          <w:szCs w:val="9"/>
+          <w:lang w:val="es-MX" w:eastAsia="es-MX"/>
+        </w:rPr>
+        <w:t>None</w:t>
+      </w:r>
+      <w:proofErr w:type="spellEnd"/>
+      <w:r>
+        <w:rPr>
+          <w:rFonts w:ascii="Consolas" w:eastAsia="Times New Roman" w:hAnsi="Consolas" w:cs="Times New Roman"/>
+          <w:color w:val="6A9955"/>
+          <w:sz w:val="9"/>
+          <w:szCs w:val="9"/>
+          <w:lang w:val="es-MX" w:eastAsia="es-MX"/>
+        </w:rPr>
+        <w:t>; diccionario = {'g':2,'o':3,'l':1,'e':</w:t>
+      </w:r>
+      <w:proofErr w:type="gramStart"/>
+      <w:r>
+        <w:rPr>
+          <w:rFonts w:ascii="Consolas" w:eastAsia="Times New Roman" w:hAnsi="Consolas" w:cs="Times New Roman"/>
+          <w:color w:val="6A9955"/>
+          <w:sz w:val="9"/>
+          <w:szCs w:val="9"/>
+          <w:lang w:val="es-MX" w:eastAsia="es-MX"/>
+        </w:rPr>
+        <w:t>1,'.'</w:t>
+      </w:r>
+      <w:proofErr w:type="gramEnd"/>
+      <w:r>
+        <w:rPr>
+          <w:rFonts w:ascii="Consolas" w:eastAsia="Times New Roman" w:hAnsi="Consolas" w:cs="Times New Roman"/>
+          <w:color w:val="6A9955"/>
+          <w:sz w:val="9"/>
+          <w:szCs w:val="9"/>
+          <w:lang w:val="es-MX" w:eastAsia="es-MX"/>
+        </w:rPr>
+        <w:t>:1,'c':1,'m':1}</w:t>
       </w:r>
     </w:p>
     <w:p>
@@ -24372,6 +25865,7 @@
         <w:t xml:space="preserve">        </w:t>
       </w:r>
       <w:proofErr w:type="spellStart"/>
+      <w:proofErr w:type="gramStart"/>
       <w:r>
         <w:rPr>
           <w:rFonts w:ascii="Consolas" w:eastAsia="Times New Roman" w:hAnsi="Consolas" w:cs="Times New Roman"/>
@@ -24393,6 +25887,7 @@
         </w:rPr>
         <w:t>(</w:t>
       </w:r>
+      <w:proofErr w:type="gramEnd"/>
       <w:r>
         <w:rPr>
           <w:rFonts w:ascii="Consolas" w:eastAsia="Times New Roman" w:hAnsi="Consolas" w:cs="Times New Roman"/>
@@ -24657,6 +26152,7 @@
           <w:szCs w:val="9"/>
           <w:lang w:val="es-MX" w:eastAsia="es-MX"/>
         </w:rPr>
+        <w:lastRenderedPageBreak/>
         <w:t xml:space="preserve">            </w:t>
       </w:r>
       <w:r>
@@ -24837,7 +26333,29 @@
           <w:szCs w:val="9"/>
           <w:lang w:val="es-MX" w:eastAsia="es-MX"/>
         </w:rPr>
-        <w:t>#El diccionario resultante es: diccionario = {'g':2,'o':3,'l':1,'e':1,'.':1,'c':1,'m':1}.</w:t>
+        <w:t>#El diccionario resultante es: diccionario = {'g':2,'o':3,'l':1,'e':</w:t>
+      </w:r>
+      <w:proofErr w:type="gramStart"/>
+      <w:r>
+        <w:rPr>
+          <w:rFonts w:ascii="Consolas" w:eastAsia="Times New Roman" w:hAnsi="Consolas" w:cs="Times New Roman"/>
+          <w:color w:val="6A9955"/>
+          <w:sz w:val="9"/>
+          <w:szCs w:val="9"/>
+          <w:lang w:val="es-MX" w:eastAsia="es-MX"/>
+        </w:rPr>
+        <w:t>1,'.'</w:t>
+      </w:r>
+      <w:proofErr w:type="gramEnd"/>
+      <w:r>
+        <w:rPr>
+          <w:rFonts w:ascii="Consolas" w:eastAsia="Times New Roman" w:hAnsi="Consolas" w:cs="Times New Roman"/>
+          <w:color w:val="6A9955"/>
+          <w:sz w:val="9"/>
+          <w:szCs w:val="9"/>
+          <w:lang w:val="es-MX" w:eastAsia="es-MX"/>
+        </w:rPr>
+        <w:t>:1,'c':1,'m':1}.</w:t>
       </w:r>
     </w:p>
     <w:p>
@@ -24933,7 +26451,6 @@
           <w:szCs w:val="16"/>
           <w:lang w:val="es-MX" w:eastAsia="es-MX"/>
         </w:rPr>
-        <w:lastRenderedPageBreak/>
         <w:t>#Función f(x) = x^2</w:t>
       </w:r>
     </w:p>
@@ -26036,6 +27553,7 @@
         </w:rPr>
         <w:t xml:space="preserve"> </w:t>
       </w:r>
+      <w:proofErr w:type="gramStart"/>
       <w:r>
         <w:rPr>
           <w:rFonts w:ascii="Consolas" w:eastAsia="Times New Roman" w:hAnsi="Consolas" w:cs="Times New Roman"/>
@@ -26056,6 +27574,7 @@
         </w:rPr>
         <w:t>(</w:t>
       </w:r>
+      <w:proofErr w:type="gramEnd"/>
       <w:r>
         <w:rPr>
           <w:rFonts w:ascii="Consolas" w:eastAsia="Times New Roman" w:hAnsi="Consolas" w:cs="Times New Roman"/>
@@ -26109,7 +27628,18 @@
           <w:szCs w:val="16"/>
           <w:lang w:eastAsia="es-MX"/>
         </w:rPr>
-        <w:t>x_lista</w:t>
+        <w:t>x_</w:t>
+      </w:r>
+      <w:proofErr w:type="gramStart"/>
+      <w:r>
+        <w:rPr>
+          <w:rFonts w:ascii="Consolas" w:eastAsia="Times New Roman" w:hAnsi="Consolas" w:cs="Times New Roman"/>
+          <w:color w:val="9CDCFE"/>
+          <w:sz w:val="16"/>
+          <w:szCs w:val="16"/>
+          <w:lang w:eastAsia="es-MX"/>
+        </w:rPr>
+        <w:t>lista</w:t>
       </w:r>
       <w:r>
         <w:rPr>
@@ -26132,6 +27662,7 @@
         <w:t>append</w:t>
       </w:r>
       <w:proofErr w:type="spellEnd"/>
+      <w:proofErr w:type="gramEnd"/>
       <w:r>
         <w:rPr>
           <w:rFonts w:ascii="Consolas" w:eastAsia="Times New Roman" w:hAnsi="Consolas" w:cs="Times New Roman"/>
@@ -26197,7 +27728,18 @@
           <w:szCs w:val="16"/>
           <w:lang w:eastAsia="es-MX"/>
         </w:rPr>
-        <w:t>y_lista</w:t>
+        <w:t>y_</w:t>
+      </w:r>
+      <w:proofErr w:type="gramStart"/>
+      <w:r>
+        <w:rPr>
+          <w:rFonts w:ascii="Consolas" w:eastAsia="Times New Roman" w:hAnsi="Consolas" w:cs="Times New Roman"/>
+          <w:color w:val="9CDCFE"/>
+          <w:sz w:val="16"/>
+          <w:szCs w:val="16"/>
+          <w:lang w:eastAsia="es-MX"/>
+        </w:rPr>
+        <w:t>lista</w:t>
       </w:r>
       <w:r>
         <w:rPr>
@@ -26220,6 +27762,7 @@
         <w:t>append</w:t>
       </w:r>
       <w:proofErr w:type="spellEnd"/>
+      <w:proofErr w:type="gramEnd"/>
       <w:r>
         <w:rPr>
           <w:rFonts w:ascii="Consolas" w:eastAsia="Times New Roman" w:hAnsi="Consolas" w:cs="Times New Roman"/>
@@ -26337,7 +27880,7 @@
       <w:pPr>
         <w:pStyle w:val="Ttulo1"/>
       </w:pPr>
-      <w:bookmarkStart w:id="4" w:name="_Toc223071413"/>
+      <w:bookmarkStart w:id="4" w:name="_Toc223938838"/>
       <w:r>
         <w:t>Objetos y Clases</w:t>
       </w:r>
@@ -26478,6 +28021,7 @@
           <w:bCs/>
           <w:lang w:val="es-MX"/>
         </w:rPr>
+        <w:lastRenderedPageBreak/>
         <w:t>Clase:</w:t>
       </w:r>
       <w:r>
@@ -26590,14 +28134,7 @@
         <w:rPr>
           <w:lang w:val="es-MX"/>
         </w:rPr>
-        <w:t xml:space="preserve">; </w:t>
-      </w:r>
-      <w:r>
-        <w:rPr>
-          <w:lang w:val="es-MX"/>
-        </w:rPr>
-        <w:lastRenderedPageBreak/>
-        <w:t xml:space="preserve">pero un valor propio para cada uno de estos. Cada instancia de una clase responde al mismo conjunto de </w:t>
+        <w:t xml:space="preserve">; pero un valor propio para cada uno de estos. Cada instancia de una clase responde al mismo conjunto de </w:t>
       </w:r>
       <w:r>
         <w:rPr>
@@ -26928,7 +28465,7 @@
       <w:pPr>
         <w:pStyle w:val="Ttulo1"/>
       </w:pPr>
-      <w:bookmarkStart w:id="5" w:name="_Toc223071414"/>
+      <w:bookmarkStart w:id="5" w:name="_Toc223938839"/>
       <w:r>
         <w:t xml:space="preserve">Complejidad </w:t>
       </w:r>
@@ -27051,9 +28588,9 @@
           <w:lang w:val="es-MX"/>
         </w:rPr>
         <w:drawing>
-          <wp:inline distT="0" distB="0" distL="0" distR="0" wp14:anchorId="7166F9FE" wp14:editId="35EEB4B2">
-            <wp:extent cx="5384446" cy="3302000"/>
-            <wp:effectExtent l="0" t="0" r="6985" b="0"/>
+          <wp:inline distT="0" distB="0" distL="0" distR="0" wp14:anchorId="7166F9FE" wp14:editId="2BA38218">
+            <wp:extent cx="4307556" cy="2641600"/>
+            <wp:effectExtent l="0" t="0" r="0" b="6350"/>
             <wp:docPr id="695353108" name="Imagen 1" descr="Forma&#10;&#10;El contenido generado por IA puede ser incorrecto."/>
             <wp:cNvGraphicFramePr>
               <a:graphicFrameLocks xmlns:a="http://schemas.openxmlformats.org/drawingml/2006/main" noChangeAspect="1"/>
@@ -27074,7 +28611,7 @@
                   <pic:spPr>
                     <a:xfrm>
                       <a:off x="0" y="0"/>
-                      <a:ext cx="5425378" cy="3327102"/>
+                      <a:ext cx="4393251" cy="2694152"/>
                     </a:xfrm>
                     <a:prstGeom prst="rect">
                       <a:avLst/>
@@ -27344,8 +28881,8 @@
           <w:noProof/>
         </w:rPr>
         <w:drawing>
-          <wp:inline distT="0" distB="0" distL="0" distR="0" wp14:anchorId="4BBA4FA9" wp14:editId="7958AB96">
-            <wp:extent cx="3073400" cy="1468403"/>
+          <wp:inline distT="0" distB="0" distL="0" distR="0" wp14:anchorId="4BBA4FA9" wp14:editId="7E4D6F7E">
+            <wp:extent cx="3242927" cy="1549400"/>
             <wp:effectExtent l="0" t="0" r="0" b="0"/>
             <wp:docPr id="778379664" name="Imagen 1" descr="Imagen que contiene medidor, reloj&#10;&#10;El contenido generado por IA puede ser incorrecto."/>
             <wp:cNvGraphicFramePr>
@@ -27367,7 +28904,7 @@
                   <pic:spPr>
                     <a:xfrm>
                       <a:off x="0" y="0"/>
-                      <a:ext cx="3170629" cy="1514857"/>
+                      <a:ext cx="3517745" cy="1680702"/>
                     </a:xfrm>
                     <a:prstGeom prst="rect">
                       <a:avLst/>
@@ -27589,11 +29126,10 @@
           <w:noProof/>
           <w:lang w:val="es-ES"/>
         </w:rPr>
-        <w:lastRenderedPageBreak/>
         <w:drawing>
-          <wp:inline distT="0" distB="0" distL="0" distR="0" wp14:anchorId="0303078A" wp14:editId="080F5034">
-            <wp:extent cx="2975356" cy="2776366"/>
-            <wp:effectExtent l="0" t="0" r="0" b="5080"/>
+          <wp:inline distT="0" distB="0" distL="0" distR="0" wp14:anchorId="0303078A" wp14:editId="1D7AAC0D">
+            <wp:extent cx="2489200" cy="2322723"/>
+            <wp:effectExtent l="0" t="0" r="6350" b="1905"/>
             <wp:docPr id="1713210560" name="Imagen 1" descr="Texto&#10;&#10;El contenido generado por IA puede ser incorrecto."/>
             <wp:cNvGraphicFramePr>
               <a:graphicFrameLocks xmlns:a="http://schemas.openxmlformats.org/drawingml/2006/main" noChangeAspect="1"/>
@@ -27614,7 +29150,7 @@
                   <pic:spPr>
                     <a:xfrm>
                       <a:off x="0" y="0"/>
-                      <a:ext cx="2986336" cy="2786612"/>
+                      <a:ext cx="2492967" cy="2326238"/>
                     </a:xfrm>
                     <a:prstGeom prst="rect">
                       <a:avLst/>
@@ -27634,9 +29170,9 @@
           <w:lang w:val="es-ES"/>
         </w:rPr>
         <w:drawing>
-          <wp:inline distT="0" distB="0" distL="0" distR="0" wp14:anchorId="56EEC21D" wp14:editId="4AC23689">
-            <wp:extent cx="2865074" cy="2781300"/>
-            <wp:effectExtent l="0" t="0" r="0" b="0"/>
+          <wp:inline distT="0" distB="0" distL="0" distR="0" wp14:anchorId="56EEC21D" wp14:editId="286E89B6">
+            <wp:extent cx="2390142" cy="2320254"/>
+            <wp:effectExtent l="0" t="0" r="0" b="4445"/>
             <wp:docPr id="1055434661" name="Imagen 1" descr="Texto&#10;&#10;El contenido generado por IA puede ser incorrecto."/>
             <wp:cNvGraphicFramePr>
               <a:graphicFrameLocks xmlns:a="http://schemas.openxmlformats.org/drawingml/2006/main" noChangeAspect="1"/>
@@ -27657,7 +29193,7 @@
                   <pic:spPr>
                     <a:xfrm>
                       <a:off x="0" y="0"/>
-                      <a:ext cx="2879641" cy="2795441"/>
+                      <a:ext cx="2411383" cy="2340874"/>
                     </a:xfrm>
                     <a:prstGeom prst="rect">
                       <a:avLst/>
@@ -27687,6 +29223,7 @@
           <w:bCs/>
           <w:lang w:val="es-ES"/>
         </w:rPr>
+        <w:lastRenderedPageBreak/>
         <w:t xml:space="preserve">Cota Superior Asintótica: </w:t>
       </w:r>
       <w:r>
@@ -27982,7 +29519,6 @@
           <w:noProof/>
           <w:lang w:val="es-ES"/>
         </w:rPr>
-        <w:lastRenderedPageBreak/>
         <w:drawing>
           <wp:inline distT="0" distB="0" distL="0" distR="0" wp14:anchorId="269469EE" wp14:editId="05D331E7">
             <wp:extent cx="5943600" cy="2127250"/>
@@ -28030,7 +29566,21 @@
         <w:rPr>
           <w:lang w:val="es-ES"/>
         </w:rPr>
-        <w:t>Los diferentes tipos de notaciones en orden son el constante O(1), logarítmico O(log(n)), lineal O(n), cuadrático O(n</w:t>
+        <w:t xml:space="preserve">Los diferentes tipos de notaciones en orden son el constante </w:t>
+      </w:r>
+      <w:proofErr w:type="gramStart"/>
+      <w:r>
+        <w:rPr>
+          <w:lang w:val="es-ES"/>
+        </w:rPr>
+        <w:t>O(</w:t>
+      </w:r>
+      <w:proofErr w:type="gramEnd"/>
+      <w:r>
+        <w:rPr>
+          <w:lang w:val="es-ES"/>
+        </w:rPr>
+        <w:t>1), logarítmico O(log(n)), lineal O(n), cuadrático O(n</w:t>
       </w:r>
       <w:r>
         <w:rPr>
@@ -28074,7 +29624,21 @@
         <w:rPr>
           <w:lang w:val="es-ES"/>
         </w:rPr>
-        <w:t xml:space="preserve"> O(n!)</w:t>
+        <w:t xml:space="preserve"> O(</w:t>
+      </w:r>
+      <w:proofErr w:type="gramStart"/>
+      <w:r>
+        <w:rPr>
+          <w:lang w:val="es-ES"/>
+        </w:rPr>
+        <w:t>n!</w:t>
+      </w:r>
+      <w:proofErr w:type="gramEnd"/>
+      <w:r>
+        <w:rPr>
+          <w:lang w:val="es-ES"/>
+        </w:rPr>
+        <w:t>)</w:t>
       </w:r>
       <w:r>
         <w:rPr>
@@ -28095,6 +29659,7 @@
           <w:noProof/>
           <w:lang w:val="es-ES"/>
         </w:rPr>
+        <w:lastRenderedPageBreak/>
         <w:drawing>
           <wp:inline distT="0" distB="0" distL="0" distR="0" wp14:anchorId="4517828E" wp14:editId="59B6D092">
             <wp:extent cx="5943600" cy="3020695"/>
